--- a/EXERCISE 6/Technical Design Document for Exercise 6.docx
+++ b/EXERCISE 6/Technical Design Document for Exercise 6.docx
@@ -1376,21 +1376,30 @@
           <w14:ligatures w14:val="none"/>
         </w:rPr>
         <w:br/>
-        <w:t xml:space="preserve">Link to your repository: </w:t>
-      </w:r>
-      <w:hyperlink r:id="rId5" w:history="1">
-        <w:r>
-          <w:rPr>
-            <w:rStyle w:val="Hyperlink"/>
-            <w:rFonts w:ascii="Courier New" w:eastAsia="Times New Roman" w:hAnsi="Courier New" w:cs="Courier New"/>
-            <w:kern w:val="0"/>
-            <w:sz w:val="20"/>
-            <w:szCs w:val="20"/>
-            <w14:ligatures w14:val="none"/>
-          </w:rPr>
-          <w:t>www.repository.com</w:t>
-        </w:r>
-      </w:hyperlink>
+        <w:t>Link to your repository</w:t>
+      </w:r>
+      <w:r>
+        <w:rPr>
+          <w:rFonts w:ascii="Courier New" w:eastAsia="Times New Roman" w:hAnsi="Courier New" w:cs="Courier New"/>
+          <w:color w:val="080808"/>
+          <w:kern w:val="0"/>
+          <w:sz w:val="20"/>
+          <w:szCs w:val="20"/>
+          <w14:ligatures w14:val="none"/>
+        </w:rPr>
+        <w:t xml:space="preserve">: </w:t>
+      </w:r>
+      <w:r>
+        <w:rPr>
+          <w:rFonts w:ascii="Courier New" w:eastAsia="Times New Roman" w:hAnsi="Courier New" w:cs="Courier New"/>
+          <w:color w:val="080808"/>
+          <w:kern w:val="0"/>
+          <w:sz w:val="20"/>
+          <w:szCs w:val="20"/>
+          <w14:ligatures w14:val="none"/>
+        </w:rPr>
+        <w:t>https://github.com/hadihoc/COP2373</w:t>
+      </w:r>
     </w:p>
     <w:p>
       <w:pPr>
@@ -1457,7 +1466,7 @@
                     <pic:cNvPicPr/>
                   </pic:nvPicPr>
                   <pic:blipFill>
-                    <a:blip r:embed="rId6"/>
+                    <a:blip r:embed="rId5"/>
                     <a:stretch>
                       <a:fillRect/>
                     </a:stretch>

--- a/EXERCISE 6/Technical Design Document for Exercise 6.docx
+++ b/EXERCISE 6/Technical Design Document for Exercise 6.docx
@@ -24,6 +24,7 @@
           <w:tab w:val="left" w:pos="14656"/>
         </w:tabs>
         <w:spacing w:after="240" w:line="240" w:lineRule="auto"/>
+        <w:contextualSpacing/>
         <w:rPr>
           <w:rFonts w:ascii="Courier New" w:eastAsia="Times New Roman" w:hAnsi="Courier New" w:cs="Courier New"/>
           <w:color w:val="080808"/>
@@ -195,291 +196,51 @@
           <w14:ligatures w14:val="none"/>
         </w:rPr>
         <w:br/>
-        <w:t>1. Function Name: get_phone_number()</w:t>
-      </w:r>
-      <w:r>
-        <w:rPr>
-          <w:rFonts w:ascii="Courier New" w:eastAsia="Times New Roman" w:hAnsi="Courier New" w:cs="Courier New"/>
-          <w:color w:val="080808"/>
-          <w:kern w:val="0"/>
-          <w:sz w:val="20"/>
-          <w:szCs w:val="20"/>
-          <w14:ligatures w14:val="none"/>
-        </w:rPr>
-        <w:br/>
-      </w:r>
-      <w:r>
-        <w:rPr>
-          <w:rFonts w:ascii="Courier New" w:eastAsia="Times New Roman" w:hAnsi="Courier New" w:cs="Courier New"/>
-          <w:color w:val="080808"/>
-          <w:kern w:val="0"/>
-          <w:sz w:val="20"/>
-          <w:szCs w:val="20"/>
-          <w14:ligatures w14:val="none"/>
-        </w:rPr>
-        <w:br/>
-        <w:t xml:space="preserve">     Description: </w:t>
-      </w:r>
-      <w:r>
-        <w:rPr>
-          <w:rFonts w:ascii="Courier New" w:eastAsia="Times New Roman" w:hAnsi="Courier New" w:cs="Courier New"/>
-          <w:color w:val="080808"/>
-          <w:kern w:val="0"/>
-          <w:sz w:val="20"/>
-          <w:szCs w:val="20"/>
-          <w14:ligatures w14:val="none"/>
-        </w:rPr>
-        <w:br/>
-        <w:t xml:space="preserve">     - Starts an infinite loop. It keeps running until the user enter a valid phone number then exits the loop/function.</w:t>
-      </w:r>
-      <w:r>
-        <w:rPr>
-          <w:rFonts w:ascii="Courier New" w:eastAsia="Times New Roman" w:hAnsi="Courier New" w:cs="Courier New"/>
-          <w:color w:val="080808"/>
-          <w:kern w:val="0"/>
-          <w:sz w:val="20"/>
-          <w:szCs w:val="20"/>
-          <w14:ligatures w14:val="none"/>
-        </w:rPr>
-        <w:br/>
-        <w:t xml:space="preserve">     - Prompts the user to enter a phone number in the format xxx-xxx-</w:t>
-      </w:r>
-      <w:proofErr w:type="spellStart"/>
-      <w:r>
-        <w:rPr>
-          <w:rFonts w:ascii="Courier New" w:eastAsia="Times New Roman" w:hAnsi="Courier New" w:cs="Courier New"/>
-          <w:color w:val="080808"/>
-          <w:kern w:val="0"/>
-          <w:sz w:val="20"/>
-          <w:szCs w:val="20"/>
-          <w14:ligatures w14:val="none"/>
-        </w:rPr>
-        <w:t>xxxx</w:t>
-      </w:r>
-      <w:proofErr w:type="spellEnd"/>
-      <w:r>
-        <w:rPr>
-          <w:rFonts w:ascii="Courier New" w:eastAsia="Times New Roman" w:hAnsi="Courier New" w:cs="Courier New"/>
-          <w:color w:val="080808"/>
-          <w:kern w:val="0"/>
-          <w:sz w:val="20"/>
-          <w:szCs w:val="20"/>
-          <w14:ligatures w14:val="none"/>
-        </w:rPr>
-        <w:t>.</w:t>
-      </w:r>
-      <w:r>
-        <w:rPr>
-          <w:rFonts w:ascii="Courier New" w:eastAsia="Times New Roman" w:hAnsi="Courier New" w:cs="Courier New"/>
-          <w:color w:val="080808"/>
-          <w:kern w:val="0"/>
-          <w:sz w:val="20"/>
-          <w:szCs w:val="20"/>
-          <w14:ligatures w14:val="none"/>
-        </w:rPr>
-        <w:br/>
-        <w:t xml:space="preserve">     - Compiles a regular expression pattern that matches 3 digits, a dash, 3 digits, another dash, and 4 digits.</w:t>
-      </w:r>
-      <w:r>
-        <w:rPr>
-          <w:rFonts w:ascii="Courier New" w:eastAsia="Times New Roman" w:hAnsi="Courier New" w:cs="Courier New"/>
-          <w:color w:val="080808"/>
-          <w:kern w:val="0"/>
-          <w:sz w:val="20"/>
-          <w:szCs w:val="20"/>
-          <w14:ligatures w14:val="none"/>
-        </w:rPr>
-        <w:br/>
-        <w:t xml:space="preserve">     - Checks if the entire input string exactly matches the pattern</w:t>
-      </w:r>
-      <w:r>
-        <w:rPr>
-          <w:rFonts w:ascii="Courier New" w:eastAsia="Times New Roman" w:hAnsi="Courier New" w:cs="Courier New"/>
-          <w:color w:val="080808"/>
-          <w:kern w:val="0"/>
-          <w:sz w:val="20"/>
-          <w:szCs w:val="20"/>
-          <w14:ligatures w14:val="none"/>
-        </w:rPr>
-        <w:br/>
-        <w:t xml:space="preserve">     - If the input matches the pattern, is_valid_phone is truthy</w:t>
-      </w:r>
-      <w:r>
-        <w:rPr>
-          <w:rFonts w:ascii="Courier New" w:eastAsia="Times New Roman" w:hAnsi="Courier New" w:cs="Courier New"/>
-          <w:color w:val="080808"/>
-          <w:kern w:val="0"/>
-          <w:sz w:val="20"/>
-          <w:szCs w:val="20"/>
-          <w14:ligatures w14:val="none"/>
-        </w:rPr>
-        <w:br/>
-        <w:t xml:space="preserve">     - Returns the matched string (the full phone number).</w:t>
-      </w:r>
-      <w:r>
-        <w:rPr>
-          <w:rFonts w:ascii="Courier New" w:eastAsia="Times New Roman" w:hAnsi="Courier New" w:cs="Courier New"/>
-          <w:color w:val="080808"/>
-          <w:kern w:val="0"/>
-          <w:sz w:val="20"/>
-          <w:szCs w:val="20"/>
-          <w14:ligatures w14:val="none"/>
-        </w:rPr>
-        <w:br/>
-        <w:t xml:space="preserve">     - Exits the loop and the surrounding function</w:t>
-      </w:r>
-      <w:r>
-        <w:rPr>
-          <w:rFonts w:ascii="Courier New" w:eastAsia="Times New Roman" w:hAnsi="Courier New" w:cs="Courier New"/>
-          <w:color w:val="080808"/>
-          <w:kern w:val="0"/>
-          <w:sz w:val="20"/>
-          <w:szCs w:val="20"/>
-          <w14:ligatures w14:val="none"/>
-        </w:rPr>
-        <w:br/>
-        <w:t xml:space="preserve">     - If the input doesn't match, notify the user</w:t>
-      </w:r>
-      <w:r>
-        <w:rPr>
-          <w:rFonts w:ascii="Courier New" w:eastAsia="Times New Roman" w:hAnsi="Courier New" w:cs="Courier New"/>
-          <w:color w:val="080808"/>
-          <w:kern w:val="0"/>
-          <w:sz w:val="20"/>
-          <w:szCs w:val="20"/>
-          <w14:ligatures w14:val="none"/>
-        </w:rPr>
-        <w:br/>
-        <w:t xml:space="preserve">     - Then the loop continues, prompting the user again</w:t>
-      </w:r>
-      <w:r>
-        <w:rPr>
-          <w:rFonts w:ascii="Courier New" w:eastAsia="Times New Roman" w:hAnsi="Courier New" w:cs="Courier New"/>
-          <w:color w:val="080808"/>
-          <w:kern w:val="0"/>
-          <w:sz w:val="20"/>
-          <w:szCs w:val="20"/>
-          <w14:ligatures w14:val="none"/>
-        </w:rPr>
-        <w:br/>
-      </w:r>
-      <w:r>
-        <w:rPr>
-          <w:rFonts w:ascii="Courier New" w:eastAsia="Times New Roman" w:hAnsi="Courier New" w:cs="Courier New"/>
-          <w:color w:val="080808"/>
-          <w:kern w:val="0"/>
-          <w:sz w:val="20"/>
-          <w:szCs w:val="20"/>
-          <w14:ligatures w14:val="none"/>
-        </w:rPr>
-        <w:br/>
-        <w:t xml:space="preserve">     Parameters: None</w:t>
-      </w:r>
-      <w:r>
-        <w:rPr>
-          <w:rFonts w:ascii="Courier New" w:eastAsia="Times New Roman" w:hAnsi="Courier New" w:cs="Courier New"/>
-          <w:color w:val="080808"/>
-          <w:kern w:val="0"/>
-          <w:sz w:val="20"/>
-          <w:szCs w:val="20"/>
-          <w14:ligatures w14:val="none"/>
-        </w:rPr>
-        <w:br/>
-      </w:r>
-      <w:r>
-        <w:rPr>
-          <w:rFonts w:ascii="Courier New" w:eastAsia="Times New Roman" w:hAnsi="Courier New" w:cs="Courier New"/>
-          <w:color w:val="080808"/>
-          <w:kern w:val="0"/>
-          <w:sz w:val="20"/>
-          <w:szCs w:val="20"/>
-          <w14:ligatures w14:val="none"/>
-        </w:rPr>
-        <w:br/>
-        <w:t xml:space="preserve">     Variables:</w:t>
-      </w:r>
-      <w:r>
-        <w:rPr>
-          <w:rFonts w:ascii="Courier New" w:eastAsia="Times New Roman" w:hAnsi="Courier New" w:cs="Courier New"/>
-          <w:color w:val="080808"/>
-          <w:kern w:val="0"/>
-          <w:sz w:val="20"/>
-          <w:szCs w:val="20"/>
-          <w14:ligatures w14:val="none"/>
-        </w:rPr>
-        <w:br/>
-        <w:t xml:space="preserve">     The input is stored as a string in the variable phone,</w:t>
-      </w:r>
-      <w:r>
-        <w:rPr>
-          <w:rFonts w:ascii="Courier New" w:eastAsia="Times New Roman" w:hAnsi="Courier New" w:cs="Courier New"/>
-          <w:color w:val="080808"/>
-          <w:kern w:val="0"/>
-          <w:sz w:val="20"/>
-          <w:szCs w:val="20"/>
-          <w14:ligatures w14:val="none"/>
-        </w:rPr>
-        <w:br/>
-        <w:t xml:space="preserve">     Use phone_format variable to creates a regular expression object for reuse,</w:t>
-      </w:r>
-      <w:r>
-        <w:rPr>
-          <w:rFonts w:ascii="Courier New" w:eastAsia="Times New Roman" w:hAnsi="Courier New" w:cs="Courier New"/>
-          <w:color w:val="080808"/>
-          <w:kern w:val="0"/>
-          <w:sz w:val="20"/>
-          <w:szCs w:val="20"/>
-          <w14:ligatures w14:val="none"/>
-        </w:rPr>
-        <w:br/>
-        <w:t xml:space="preserve">     if the input matches, is_valid_phone will be a match object otherwise None</w:t>
-      </w:r>
-      <w:r>
-        <w:rPr>
-          <w:rFonts w:ascii="Courier New" w:eastAsia="Times New Roman" w:hAnsi="Courier New" w:cs="Courier New"/>
-          <w:color w:val="080808"/>
-          <w:kern w:val="0"/>
-          <w:sz w:val="20"/>
-          <w:szCs w:val="20"/>
-          <w14:ligatures w14:val="none"/>
-        </w:rPr>
-        <w:br/>
-      </w:r>
-      <w:r>
-        <w:rPr>
-          <w:rFonts w:ascii="Courier New" w:eastAsia="Times New Roman" w:hAnsi="Courier New" w:cs="Courier New"/>
-          <w:color w:val="080808"/>
-          <w:kern w:val="0"/>
-          <w:sz w:val="20"/>
-          <w:szCs w:val="20"/>
-          <w14:ligatures w14:val="none"/>
-        </w:rPr>
-        <w:br/>
-        <w:t xml:space="preserve">     Returns: returns the valid phone number string in the format 941-752-5504.</w:t>
-      </w:r>
-      <w:r>
-        <w:rPr>
-          <w:rFonts w:ascii="Courier New" w:eastAsia="Times New Roman" w:hAnsi="Courier New" w:cs="Courier New"/>
-          <w:color w:val="080808"/>
-          <w:kern w:val="0"/>
-          <w:sz w:val="20"/>
-          <w:szCs w:val="20"/>
-          <w14:ligatures w14:val="none"/>
-        </w:rPr>
-        <w:br/>
-        <w:t xml:space="preserve">     </w:t>
-      </w:r>
-      <w:r>
-        <w:rPr>
-          <w:rFonts w:ascii="Courier New" w:eastAsia="Times New Roman" w:hAnsi="Courier New" w:cs="Courier New"/>
-          <w:color w:val="080808"/>
-          <w:kern w:val="0"/>
-          <w:sz w:val="20"/>
-          <w:szCs w:val="20"/>
-          <w14:ligatures w14:val="none"/>
-        </w:rPr>
-        <w:br/>
-        <w:t>2. Function Name: get_ssn()</w:t>
+        <w:t xml:space="preserve">1. Function Name: </w:t>
+      </w:r>
+      <w:r>
+        <w:rPr>
+          <w:rFonts w:ascii="Courier New" w:eastAsia="Times New Roman" w:hAnsi="Courier New" w:cs="Courier New"/>
+          <w:color w:val="080808"/>
+          <w:kern w:val="0"/>
+          <w:sz w:val="20"/>
+          <w:szCs w:val="20"/>
+          <w14:ligatures w14:val="none"/>
+        </w:rPr>
+        <w:t>verify</w:t>
+      </w:r>
+      <w:r>
+        <w:rPr>
+          <w:rFonts w:ascii="Courier New" w:eastAsia="Times New Roman" w:hAnsi="Courier New" w:cs="Courier New"/>
+          <w:color w:val="080808"/>
+          <w:kern w:val="0"/>
+          <w:sz w:val="20"/>
+          <w:szCs w:val="20"/>
+          <w14:ligatures w14:val="none"/>
+        </w:rPr>
+        <w:t>_phone_number(</w:t>
+      </w:r>
+      <w:r>
+        <w:rPr>
+          <w:rFonts w:ascii="Courier New" w:eastAsia="Times New Roman" w:hAnsi="Courier New" w:cs="Courier New"/>
+          <w:color w:val="080808"/>
+          <w:kern w:val="0"/>
+          <w:sz w:val="20"/>
+          <w:szCs w:val="20"/>
+          <w14:ligatures w14:val="none"/>
+        </w:rPr>
+        <w:t>phone_number</w:t>
+      </w:r>
+      <w:r>
+        <w:rPr>
+          <w:rFonts w:ascii="Courier New" w:eastAsia="Times New Roman" w:hAnsi="Courier New" w:cs="Courier New"/>
+          <w:color w:val="080808"/>
+          <w:kern w:val="0"/>
+          <w:sz w:val="20"/>
+          <w:szCs w:val="20"/>
+          <w14:ligatures w14:val="none"/>
+        </w:rPr>
+        <w:t>)</w:t>
       </w:r>
       <w:r>
         <w:rPr>
@@ -514,880 +275,7 @@
           <w14:ligatures w14:val="none"/>
         </w:rPr>
         <w:br/>
-        <w:t xml:space="preserve">     - Starts an infinite loop. It keeps running until the user enter a valid SSN then exits the loop/function.</w:t>
-      </w:r>
-      <w:r>
-        <w:rPr>
-          <w:rFonts w:ascii="Courier New" w:eastAsia="Times New Roman" w:hAnsi="Courier New" w:cs="Courier New"/>
-          <w:color w:val="080808"/>
-          <w:kern w:val="0"/>
-          <w:sz w:val="20"/>
-          <w:szCs w:val="20"/>
-          <w14:ligatures w14:val="none"/>
-        </w:rPr>
-        <w:br/>
-        <w:t xml:space="preserve">     - Prompts the user to enter a Social Security number in the format xxx-xx-</w:t>
-      </w:r>
-      <w:proofErr w:type="spellStart"/>
-      <w:r>
-        <w:rPr>
-          <w:rFonts w:ascii="Courier New" w:eastAsia="Times New Roman" w:hAnsi="Courier New" w:cs="Courier New"/>
-          <w:color w:val="080808"/>
-          <w:kern w:val="0"/>
-          <w:sz w:val="20"/>
-          <w:szCs w:val="20"/>
-          <w14:ligatures w14:val="none"/>
-        </w:rPr>
-        <w:t>xxxx</w:t>
-      </w:r>
-      <w:proofErr w:type="spellEnd"/>
-      <w:r>
-        <w:rPr>
-          <w:rFonts w:ascii="Courier New" w:eastAsia="Times New Roman" w:hAnsi="Courier New" w:cs="Courier New"/>
-          <w:color w:val="080808"/>
-          <w:kern w:val="0"/>
-          <w:sz w:val="20"/>
-          <w:szCs w:val="20"/>
-          <w14:ligatures w14:val="none"/>
-        </w:rPr>
-        <w:t>.</w:t>
-      </w:r>
-      <w:r>
-        <w:rPr>
-          <w:rFonts w:ascii="Courier New" w:eastAsia="Times New Roman" w:hAnsi="Courier New" w:cs="Courier New"/>
-          <w:color w:val="080808"/>
-          <w:kern w:val="0"/>
-          <w:sz w:val="20"/>
-          <w:szCs w:val="20"/>
-          <w14:ligatures w14:val="none"/>
-        </w:rPr>
-        <w:br/>
-        <w:t xml:space="preserve">     - Compiles a regular expression pattern that matches 3 digits, a dash, 2 digits, another dash, and 4 digits.</w:t>
-      </w:r>
-      <w:r>
-        <w:rPr>
-          <w:rFonts w:ascii="Courier New" w:eastAsia="Times New Roman" w:hAnsi="Courier New" w:cs="Courier New"/>
-          <w:color w:val="080808"/>
-          <w:kern w:val="0"/>
-          <w:sz w:val="20"/>
-          <w:szCs w:val="20"/>
-          <w14:ligatures w14:val="none"/>
-        </w:rPr>
-        <w:br/>
-        <w:t xml:space="preserve">     - Checks if the entire input string exactly matches the pattern</w:t>
-      </w:r>
-      <w:r>
-        <w:rPr>
-          <w:rFonts w:ascii="Courier New" w:eastAsia="Times New Roman" w:hAnsi="Courier New" w:cs="Courier New"/>
-          <w:color w:val="080808"/>
-          <w:kern w:val="0"/>
-          <w:sz w:val="20"/>
-          <w:szCs w:val="20"/>
-          <w14:ligatures w14:val="none"/>
-        </w:rPr>
-        <w:br/>
-        <w:t xml:space="preserve">     - If the input matches the pattern, is_valid_ssn is truthy</w:t>
-      </w:r>
-      <w:r>
-        <w:rPr>
-          <w:rFonts w:ascii="Courier New" w:eastAsia="Times New Roman" w:hAnsi="Courier New" w:cs="Courier New"/>
-          <w:color w:val="080808"/>
-          <w:kern w:val="0"/>
-          <w:sz w:val="20"/>
-          <w:szCs w:val="20"/>
-          <w14:ligatures w14:val="none"/>
-        </w:rPr>
-        <w:br/>
-        <w:t xml:space="preserve">     - Returns the matched string (the full social security number).</w:t>
-      </w:r>
-      <w:r>
-        <w:rPr>
-          <w:rFonts w:ascii="Courier New" w:eastAsia="Times New Roman" w:hAnsi="Courier New" w:cs="Courier New"/>
-          <w:color w:val="080808"/>
-          <w:kern w:val="0"/>
-          <w:sz w:val="20"/>
-          <w:szCs w:val="20"/>
-          <w14:ligatures w14:val="none"/>
-        </w:rPr>
-        <w:br/>
-        <w:t xml:space="preserve">     - Exits the loop and the surrounding function</w:t>
-      </w:r>
-      <w:r>
-        <w:rPr>
-          <w:rFonts w:ascii="Courier New" w:eastAsia="Times New Roman" w:hAnsi="Courier New" w:cs="Courier New"/>
-          <w:color w:val="080808"/>
-          <w:kern w:val="0"/>
-          <w:sz w:val="20"/>
-          <w:szCs w:val="20"/>
-          <w14:ligatures w14:val="none"/>
-        </w:rPr>
-        <w:br/>
-        <w:t xml:space="preserve">     - If the input doesn't match, notify the user</w:t>
-      </w:r>
-      <w:r>
-        <w:rPr>
-          <w:rFonts w:ascii="Courier New" w:eastAsia="Times New Roman" w:hAnsi="Courier New" w:cs="Courier New"/>
-          <w:color w:val="080808"/>
-          <w:kern w:val="0"/>
-          <w:sz w:val="20"/>
-          <w:szCs w:val="20"/>
-          <w14:ligatures w14:val="none"/>
-        </w:rPr>
-        <w:br/>
-        <w:t xml:space="preserve">     - Then the loop continues, prompting the user again    </w:t>
-      </w:r>
-      <w:r>
-        <w:rPr>
-          <w:rFonts w:ascii="Courier New" w:eastAsia="Times New Roman" w:hAnsi="Courier New" w:cs="Courier New"/>
-          <w:color w:val="080808"/>
-          <w:kern w:val="0"/>
-          <w:sz w:val="20"/>
-          <w:szCs w:val="20"/>
-          <w14:ligatures w14:val="none"/>
-        </w:rPr>
-        <w:br/>
-        <w:t xml:space="preserve">     </w:t>
-      </w:r>
-      <w:r>
-        <w:rPr>
-          <w:rFonts w:ascii="Courier New" w:eastAsia="Times New Roman" w:hAnsi="Courier New" w:cs="Courier New"/>
-          <w:color w:val="080808"/>
-          <w:kern w:val="0"/>
-          <w:sz w:val="20"/>
-          <w:szCs w:val="20"/>
-          <w14:ligatures w14:val="none"/>
-        </w:rPr>
-        <w:br/>
-        <w:t xml:space="preserve">     Parameters: None</w:t>
-      </w:r>
-      <w:r>
-        <w:rPr>
-          <w:rFonts w:ascii="Courier New" w:eastAsia="Times New Roman" w:hAnsi="Courier New" w:cs="Courier New"/>
-          <w:color w:val="080808"/>
-          <w:kern w:val="0"/>
-          <w:sz w:val="20"/>
-          <w:szCs w:val="20"/>
-          <w14:ligatures w14:val="none"/>
-        </w:rPr>
-        <w:br/>
-        <w:t xml:space="preserve">     </w:t>
-      </w:r>
-      <w:r>
-        <w:rPr>
-          <w:rFonts w:ascii="Courier New" w:eastAsia="Times New Roman" w:hAnsi="Courier New" w:cs="Courier New"/>
-          <w:color w:val="080808"/>
-          <w:kern w:val="0"/>
-          <w:sz w:val="20"/>
-          <w:szCs w:val="20"/>
-          <w14:ligatures w14:val="none"/>
-        </w:rPr>
-        <w:br/>
-        <w:t xml:space="preserve">     Variables: </w:t>
-      </w:r>
-      <w:r>
-        <w:rPr>
-          <w:rFonts w:ascii="Courier New" w:eastAsia="Times New Roman" w:hAnsi="Courier New" w:cs="Courier New"/>
-          <w:color w:val="080808"/>
-          <w:kern w:val="0"/>
-          <w:sz w:val="20"/>
-          <w:szCs w:val="20"/>
-          <w14:ligatures w14:val="none"/>
-        </w:rPr>
-        <w:br/>
-        <w:t xml:space="preserve">     The input is stored as a string in the variable </w:t>
-      </w:r>
-      <w:proofErr w:type="spellStart"/>
-      <w:r>
-        <w:rPr>
-          <w:rFonts w:ascii="Courier New" w:eastAsia="Times New Roman" w:hAnsi="Courier New" w:cs="Courier New"/>
-          <w:color w:val="080808"/>
-          <w:kern w:val="0"/>
-          <w:sz w:val="20"/>
-          <w:szCs w:val="20"/>
-          <w14:ligatures w14:val="none"/>
-        </w:rPr>
-        <w:t>ssn</w:t>
-      </w:r>
-      <w:proofErr w:type="spellEnd"/>
-      <w:r>
-        <w:rPr>
-          <w:rFonts w:ascii="Courier New" w:eastAsia="Times New Roman" w:hAnsi="Courier New" w:cs="Courier New"/>
-          <w:color w:val="080808"/>
-          <w:kern w:val="0"/>
-          <w:sz w:val="20"/>
-          <w:szCs w:val="20"/>
-          <w14:ligatures w14:val="none"/>
-        </w:rPr>
-        <w:t>,</w:t>
-      </w:r>
-      <w:r>
-        <w:rPr>
-          <w:rFonts w:ascii="Courier New" w:eastAsia="Times New Roman" w:hAnsi="Courier New" w:cs="Courier New"/>
-          <w:color w:val="080808"/>
-          <w:kern w:val="0"/>
-          <w:sz w:val="20"/>
-          <w:szCs w:val="20"/>
-          <w14:ligatures w14:val="none"/>
-        </w:rPr>
-        <w:br/>
-        <w:t xml:space="preserve">     Use ssn_format variable to creates a regular expression object for reuse,</w:t>
-      </w:r>
-      <w:r>
-        <w:rPr>
-          <w:rFonts w:ascii="Courier New" w:eastAsia="Times New Roman" w:hAnsi="Courier New" w:cs="Courier New"/>
-          <w:color w:val="080808"/>
-          <w:kern w:val="0"/>
-          <w:sz w:val="20"/>
-          <w:szCs w:val="20"/>
-          <w14:ligatures w14:val="none"/>
-        </w:rPr>
-        <w:br/>
-        <w:t xml:space="preserve">     if the input matches, the variable is_valid_ssn will be a match object otherwise </w:t>
-      </w:r>
-      <w:r>
-        <w:rPr>
-          <w:rFonts w:ascii="Courier New" w:eastAsia="Times New Roman" w:hAnsi="Courier New" w:cs="Courier New"/>
-          <w:color w:val="080808"/>
-          <w:kern w:val="0"/>
-          <w:sz w:val="20"/>
-          <w:szCs w:val="20"/>
-          <w14:ligatures w14:val="none"/>
-        </w:rPr>
-        <w:lastRenderedPageBreak/>
-        <w:t xml:space="preserve">None  </w:t>
-      </w:r>
-      <w:r>
-        <w:rPr>
-          <w:rFonts w:ascii="Courier New" w:eastAsia="Times New Roman" w:hAnsi="Courier New" w:cs="Courier New"/>
-          <w:color w:val="080808"/>
-          <w:kern w:val="0"/>
-          <w:sz w:val="20"/>
-          <w:szCs w:val="20"/>
-          <w14:ligatures w14:val="none"/>
-        </w:rPr>
-        <w:br/>
-        <w:t xml:space="preserve">     </w:t>
-      </w:r>
-      <w:r>
-        <w:rPr>
-          <w:rFonts w:ascii="Courier New" w:eastAsia="Times New Roman" w:hAnsi="Courier New" w:cs="Courier New"/>
-          <w:color w:val="080808"/>
-          <w:kern w:val="0"/>
-          <w:sz w:val="20"/>
-          <w:szCs w:val="20"/>
-          <w14:ligatures w14:val="none"/>
-        </w:rPr>
-        <w:br/>
-        <w:t xml:space="preserve">     Returns: returns the valid </w:t>
-      </w:r>
-      <w:r>
-        <w:rPr>
-          <w:rFonts w:ascii="Courier New" w:eastAsia="Times New Roman" w:hAnsi="Courier New" w:cs="Courier New"/>
-          <w:color w:val="080808"/>
-          <w:kern w:val="0"/>
-          <w:sz w:val="20"/>
-          <w:szCs w:val="20"/>
-          <w14:ligatures w14:val="none"/>
-        </w:rPr>
-        <w:t>SSN</w:t>
-      </w:r>
-      <w:r>
-        <w:rPr>
-          <w:rFonts w:ascii="Courier New" w:eastAsia="Times New Roman" w:hAnsi="Courier New" w:cs="Courier New"/>
-          <w:color w:val="080808"/>
-          <w:kern w:val="0"/>
-          <w:sz w:val="20"/>
-          <w:szCs w:val="20"/>
-          <w14:ligatures w14:val="none"/>
-        </w:rPr>
-        <w:t xml:space="preserve"> number string in the format 742-32-5115.</w:t>
-      </w:r>
-      <w:r>
-        <w:rPr>
-          <w:rFonts w:ascii="Courier New" w:eastAsia="Times New Roman" w:hAnsi="Courier New" w:cs="Courier New"/>
-          <w:color w:val="080808"/>
-          <w:kern w:val="0"/>
-          <w:sz w:val="20"/>
-          <w:szCs w:val="20"/>
-          <w14:ligatures w14:val="none"/>
-        </w:rPr>
-        <w:br/>
-      </w:r>
-      <w:r>
-        <w:rPr>
-          <w:rFonts w:ascii="Courier New" w:eastAsia="Times New Roman" w:hAnsi="Courier New" w:cs="Courier New"/>
-          <w:color w:val="080808"/>
-          <w:kern w:val="0"/>
-          <w:sz w:val="20"/>
-          <w:szCs w:val="20"/>
-          <w14:ligatures w14:val="none"/>
-        </w:rPr>
-        <w:br/>
-        <w:t>3. Function Name: get_zip</w:t>
-      </w:r>
-      <w:r>
-        <w:rPr>
-          <w:rFonts w:ascii="Courier New" w:eastAsia="Times New Roman" w:hAnsi="Courier New" w:cs="Courier New"/>
-          <w:color w:val="080808"/>
-          <w:kern w:val="0"/>
-          <w:sz w:val="20"/>
-          <w:szCs w:val="20"/>
-          <w14:ligatures w14:val="none"/>
-        </w:rPr>
-        <w:t>_</w:t>
-      </w:r>
-      <w:r>
-        <w:rPr>
-          <w:rFonts w:ascii="Courier New" w:eastAsia="Times New Roman" w:hAnsi="Courier New" w:cs="Courier New"/>
-          <w:color w:val="080808"/>
-          <w:kern w:val="0"/>
-          <w:sz w:val="20"/>
-          <w:szCs w:val="20"/>
-          <w14:ligatures w14:val="none"/>
-        </w:rPr>
-        <w:t>code()</w:t>
-      </w:r>
-      <w:r>
-        <w:rPr>
-          <w:rFonts w:ascii="Courier New" w:eastAsia="Times New Roman" w:hAnsi="Courier New" w:cs="Courier New"/>
-          <w:color w:val="080808"/>
-          <w:kern w:val="0"/>
-          <w:sz w:val="20"/>
-          <w:szCs w:val="20"/>
-          <w14:ligatures w14:val="none"/>
-        </w:rPr>
-        <w:br/>
-      </w:r>
-      <w:r>
-        <w:rPr>
-          <w:rFonts w:ascii="Courier New" w:eastAsia="Times New Roman" w:hAnsi="Courier New" w:cs="Courier New"/>
-          <w:color w:val="080808"/>
-          <w:kern w:val="0"/>
-          <w:sz w:val="20"/>
-          <w:szCs w:val="20"/>
-          <w14:ligatures w14:val="none"/>
-        </w:rPr>
-        <w:br/>
-        <w:t xml:space="preserve">   Description:</w:t>
-      </w:r>
-      <w:r>
-        <w:rPr>
-          <w:rFonts w:ascii="Courier New" w:eastAsia="Times New Roman" w:hAnsi="Courier New" w:cs="Courier New"/>
-          <w:color w:val="080808"/>
-          <w:kern w:val="0"/>
-          <w:sz w:val="20"/>
-          <w:szCs w:val="20"/>
-          <w14:ligatures w14:val="none"/>
-        </w:rPr>
-        <w:br/>
-        <w:t xml:space="preserve">     - Starts an infinite loop. It keeps running until the user enter a valid SSN then exits the loop/function.</w:t>
-      </w:r>
-      <w:r>
-        <w:rPr>
-          <w:rFonts w:ascii="Courier New" w:eastAsia="Times New Roman" w:hAnsi="Courier New" w:cs="Courier New"/>
-          <w:color w:val="080808"/>
-          <w:kern w:val="0"/>
-          <w:sz w:val="20"/>
-          <w:szCs w:val="20"/>
-          <w14:ligatures w14:val="none"/>
-        </w:rPr>
-        <w:br/>
-        <w:t xml:space="preserve">     - Prompts the user to enter a Social Security number in the format xxx-xx-</w:t>
-      </w:r>
-      <w:proofErr w:type="spellStart"/>
-      <w:r>
-        <w:rPr>
-          <w:rFonts w:ascii="Courier New" w:eastAsia="Times New Roman" w:hAnsi="Courier New" w:cs="Courier New"/>
-          <w:color w:val="080808"/>
-          <w:kern w:val="0"/>
-          <w:sz w:val="20"/>
-          <w:szCs w:val="20"/>
-          <w14:ligatures w14:val="none"/>
-        </w:rPr>
-        <w:t>xxxx</w:t>
-      </w:r>
-      <w:proofErr w:type="spellEnd"/>
-      <w:r>
-        <w:rPr>
-          <w:rFonts w:ascii="Courier New" w:eastAsia="Times New Roman" w:hAnsi="Courier New" w:cs="Courier New"/>
-          <w:color w:val="080808"/>
-          <w:kern w:val="0"/>
-          <w:sz w:val="20"/>
-          <w:szCs w:val="20"/>
-          <w14:ligatures w14:val="none"/>
-        </w:rPr>
-        <w:t>.</w:t>
-      </w:r>
-      <w:r>
-        <w:rPr>
-          <w:rFonts w:ascii="Courier New" w:eastAsia="Times New Roman" w:hAnsi="Courier New" w:cs="Courier New"/>
-          <w:color w:val="080808"/>
-          <w:kern w:val="0"/>
-          <w:sz w:val="20"/>
-          <w:szCs w:val="20"/>
-          <w14:ligatures w14:val="none"/>
-        </w:rPr>
-        <w:br/>
-        <w:t xml:space="preserve">     - Compiles a regular expression pattern that matches 3 digits, a dash, 2 digits, another dash, and 4 digits.</w:t>
-      </w:r>
-      <w:r>
-        <w:rPr>
-          <w:rFonts w:ascii="Courier New" w:eastAsia="Times New Roman" w:hAnsi="Courier New" w:cs="Courier New"/>
-          <w:color w:val="080808"/>
-          <w:kern w:val="0"/>
-          <w:sz w:val="20"/>
-          <w:szCs w:val="20"/>
-          <w14:ligatures w14:val="none"/>
-        </w:rPr>
-        <w:br/>
-        <w:t xml:space="preserve">     - Checks if the entire input string exactly matches the pattern</w:t>
-      </w:r>
-      <w:r>
-        <w:rPr>
-          <w:rFonts w:ascii="Courier New" w:eastAsia="Times New Roman" w:hAnsi="Courier New" w:cs="Courier New"/>
-          <w:color w:val="080808"/>
-          <w:kern w:val="0"/>
-          <w:sz w:val="20"/>
-          <w:szCs w:val="20"/>
-          <w14:ligatures w14:val="none"/>
-        </w:rPr>
-        <w:br/>
-        <w:t xml:space="preserve">     - If the input matches the pattern, is_valid_</w:t>
-      </w:r>
-      <w:r>
-        <w:rPr>
-          <w:rFonts w:ascii="Courier New" w:eastAsia="Times New Roman" w:hAnsi="Courier New" w:cs="Courier New"/>
-          <w:color w:val="080808"/>
-          <w:kern w:val="0"/>
-          <w:sz w:val="20"/>
-          <w:szCs w:val="20"/>
-          <w14:ligatures w14:val="none"/>
-        </w:rPr>
-        <w:t>zip_code</w:t>
-      </w:r>
-      <w:r>
-        <w:rPr>
-          <w:rFonts w:ascii="Courier New" w:eastAsia="Times New Roman" w:hAnsi="Courier New" w:cs="Courier New"/>
-          <w:color w:val="080808"/>
-          <w:kern w:val="0"/>
-          <w:sz w:val="20"/>
-          <w:szCs w:val="20"/>
-          <w14:ligatures w14:val="none"/>
-        </w:rPr>
-        <w:t xml:space="preserve"> is truthy</w:t>
-      </w:r>
-      <w:r>
-        <w:rPr>
-          <w:rFonts w:ascii="Courier New" w:eastAsia="Times New Roman" w:hAnsi="Courier New" w:cs="Courier New"/>
-          <w:color w:val="080808"/>
-          <w:kern w:val="0"/>
-          <w:sz w:val="20"/>
-          <w:szCs w:val="20"/>
-          <w14:ligatures w14:val="none"/>
-        </w:rPr>
-        <w:br/>
-        <w:t xml:space="preserve">     - Returns the matched string (the full social security number).</w:t>
-      </w:r>
-      <w:r>
-        <w:rPr>
-          <w:rFonts w:ascii="Courier New" w:eastAsia="Times New Roman" w:hAnsi="Courier New" w:cs="Courier New"/>
-          <w:color w:val="080808"/>
-          <w:kern w:val="0"/>
-          <w:sz w:val="20"/>
-          <w:szCs w:val="20"/>
-          <w14:ligatures w14:val="none"/>
-        </w:rPr>
-        <w:br/>
-        <w:t xml:space="preserve">     - Exits the loop and the surrounding function</w:t>
-      </w:r>
-      <w:r>
-        <w:rPr>
-          <w:rFonts w:ascii="Courier New" w:eastAsia="Times New Roman" w:hAnsi="Courier New" w:cs="Courier New"/>
-          <w:color w:val="080808"/>
-          <w:kern w:val="0"/>
-          <w:sz w:val="20"/>
-          <w:szCs w:val="20"/>
-          <w14:ligatures w14:val="none"/>
-        </w:rPr>
-        <w:br/>
-        <w:t xml:space="preserve">     - If the input doesn't match, notify the user</w:t>
-      </w:r>
-      <w:r>
-        <w:rPr>
-          <w:rFonts w:ascii="Courier New" w:eastAsia="Times New Roman" w:hAnsi="Courier New" w:cs="Courier New"/>
-          <w:color w:val="080808"/>
-          <w:kern w:val="0"/>
-          <w:sz w:val="20"/>
-          <w:szCs w:val="20"/>
-          <w14:ligatures w14:val="none"/>
-        </w:rPr>
-        <w:br/>
-        <w:t xml:space="preserve">     - Then the loop continues, prompting the user again    </w:t>
-      </w:r>
-      <w:r>
-        <w:rPr>
-          <w:rFonts w:ascii="Courier New" w:eastAsia="Times New Roman" w:hAnsi="Courier New" w:cs="Courier New"/>
-          <w:color w:val="080808"/>
-          <w:kern w:val="0"/>
-          <w:sz w:val="20"/>
-          <w:szCs w:val="20"/>
-          <w14:ligatures w14:val="none"/>
-        </w:rPr>
-        <w:br/>
-        <w:t xml:space="preserve">     </w:t>
-      </w:r>
-      <w:r>
-        <w:rPr>
-          <w:rFonts w:ascii="Courier New" w:eastAsia="Times New Roman" w:hAnsi="Courier New" w:cs="Courier New"/>
-          <w:color w:val="080808"/>
-          <w:kern w:val="0"/>
-          <w:sz w:val="20"/>
-          <w:szCs w:val="20"/>
-          <w14:ligatures w14:val="none"/>
-        </w:rPr>
-        <w:br/>
-        <w:t xml:space="preserve">     Parameters: None</w:t>
-      </w:r>
-      <w:r>
-        <w:rPr>
-          <w:rFonts w:ascii="Courier New" w:eastAsia="Times New Roman" w:hAnsi="Courier New" w:cs="Courier New"/>
-          <w:color w:val="080808"/>
-          <w:kern w:val="0"/>
-          <w:sz w:val="20"/>
-          <w:szCs w:val="20"/>
-          <w14:ligatures w14:val="none"/>
-        </w:rPr>
-        <w:br/>
-        <w:t xml:space="preserve">     </w:t>
-      </w:r>
-      <w:r>
-        <w:rPr>
-          <w:rFonts w:ascii="Courier New" w:eastAsia="Times New Roman" w:hAnsi="Courier New" w:cs="Courier New"/>
-          <w:color w:val="080808"/>
-          <w:kern w:val="0"/>
-          <w:sz w:val="20"/>
-          <w:szCs w:val="20"/>
-          <w14:ligatures w14:val="none"/>
-        </w:rPr>
-        <w:br/>
-        <w:t xml:space="preserve">     Variables: </w:t>
-      </w:r>
-      <w:r>
-        <w:rPr>
-          <w:rFonts w:ascii="Courier New" w:eastAsia="Times New Roman" w:hAnsi="Courier New" w:cs="Courier New"/>
-          <w:color w:val="080808"/>
-          <w:kern w:val="0"/>
-          <w:sz w:val="20"/>
-          <w:szCs w:val="20"/>
-          <w14:ligatures w14:val="none"/>
-        </w:rPr>
-        <w:br/>
-        <w:t xml:space="preserve">     The input is stored as a string in the variable </w:t>
-      </w:r>
-      <w:proofErr w:type="spellStart"/>
-      <w:r>
-        <w:rPr>
-          <w:rFonts w:ascii="Courier New" w:eastAsia="Times New Roman" w:hAnsi="Courier New" w:cs="Courier New"/>
-          <w:color w:val="080808"/>
-          <w:kern w:val="0"/>
-          <w:sz w:val="20"/>
-          <w:szCs w:val="20"/>
-          <w14:ligatures w14:val="none"/>
-        </w:rPr>
-        <w:t>ssn</w:t>
-      </w:r>
-      <w:proofErr w:type="spellEnd"/>
-      <w:r>
-        <w:rPr>
-          <w:rFonts w:ascii="Courier New" w:eastAsia="Times New Roman" w:hAnsi="Courier New" w:cs="Courier New"/>
-          <w:color w:val="080808"/>
-          <w:kern w:val="0"/>
-          <w:sz w:val="20"/>
-          <w:szCs w:val="20"/>
-          <w14:ligatures w14:val="none"/>
-        </w:rPr>
-        <w:t>,</w:t>
-      </w:r>
-      <w:r>
-        <w:rPr>
-          <w:rFonts w:ascii="Courier New" w:eastAsia="Times New Roman" w:hAnsi="Courier New" w:cs="Courier New"/>
-          <w:color w:val="080808"/>
-          <w:kern w:val="0"/>
-          <w:sz w:val="20"/>
-          <w:szCs w:val="20"/>
-          <w14:ligatures w14:val="none"/>
-        </w:rPr>
-        <w:br/>
-        <w:t xml:space="preserve">     Use ssn_format variable to creates a regular expression object for reuse,</w:t>
-      </w:r>
-      <w:r>
-        <w:rPr>
-          <w:rFonts w:ascii="Courier New" w:eastAsia="Times New Roman" w:hAnsi="Courier New" w:cs="Courier New"/>
-          <w:color w:val="080808"/>
-          <w:kern w:val="0"/>
-          <w:sz w:val="20"/>
-          <w:szCs w:val="20"/>
-          <w14:ligatures w14:val="none"/>
-        </w:rPr>
-        <w:br/>
-        <w:t xml:space="preserve">     if the input matches, the variable is_valid_ssn will be a match object otherwise</w:t>
-      </w:r>
-      <w:r>
-        <w:rPr>
-          <w:rFonts w:ascii="Courier New" w:eastAsia="Times New Roman" w:hAnsi="Courier New" w:cs="Courier New"/>
-          <w:color w:val="080808"/>
-          <w:kern w:val="0"/>
-          <w:sz w:val="20"/>
-          <w:szCs w:val="20"/>
-          <w14:ligatures w14:val="none"/>
-        </w:rPr>
-        <w:t xml:space="preserve"> </w:t>
-      </w:r>
-      <w:r>
-        <w:rPr>
-          <w:rFonts w:ascii="Courier New" w:eastAsia="Times New Roman" w:hAnsi="Courier New" w:cs="Courier New"/>
-          <w:color w:val="080808"/>
-          <w:kern w:val="0"/>
-          <w:sz w:val="20"/>
-          <w:szCs w:val="20"/>
-          <w14:ligatures w14:val="none"/>
-        </w:rPr>
-        <w:t xml:space="preserve">None  </w:t>
-      </w:r>
-      <w:r>
-        <w:rPr>
-          <w:rFonts w:ascii="Courier New" w:eastAsia="Times New Roman" w:hAnsi="Courier New" w:cs="Courier New"/>
-          <w:color w:val="080808"/>
-          <w:kern w:val="0"/>
-          <w:sz w:val="20"/>
-          <w:szCs w:val="20"/>
-          <w14:ligatures w14:val="none"/>
-        </w:rPr>
-        <w:br/>
-        <w:t xml:space="preserve">     </w:t>
-      </w:r>
-      <w:r>
-        <w:rPr>
-          <w:rFonts w:ascii="Courier New" w:eastAsia="Times New Roman" w:hAnsi="Courier New" w:cs="Courier New"/>
-          <w:color w:val="080808"/>
-          <w:kern w:val="0"/>
-          <w:sz w:val="20"/>
-          <w:szCs w:val="20"/>
-          <w14:ligatures w14:val="none"/>
-        </w:rPr>
-        <w:br/>
-        <w:t xml:space="preserve">     Parameters: None</w:t>
-      </w:r>
-      <w:r>
-        <w:rPr>
-          <w:rFonts w:ascii="Courier New" w:eastAsia="Times New Roman" w:hAnsi="Courier New" w:cs="Courier New"/>
-          <w:color w:val="080808"/>
-          <w:kern w:val="0"/>
-          <w:sz w:val="20"/>
-          <w:szCs w:val="20"/>
-          <w14:ligatures w14:val="none"/>
-        </w:rPr>
-        <w:br/>
-        <w:t xml:space="preserve">     </w:t>
-      </w:r>
-      <w:r>
-        <w:rPr>
-          <w:rFonts w:ascii="Courier New" w:eastAsia="Times New Roman" w:hAnsi="Courier New" w:cs="Courier New"/>
-          <w:color w:val="080808"/>
-          <w:kern w:val="0"/>
-          <w:sz w:val="20"/>
-          <w:szCs w:val="20"/>
-          <w14:ligatures w14:val="none"/>
-        </w:rPr>
-        <w:br/>
-        <w:t xml:space="preserve">     Variables: </w:t>
-      </w:r>
-      <w:r>
-        <w:rPr>
-          <w:rFonts w:ascii="Courier New" w:eastAsia="Times New Roman" w:hAnsi="Courier New" w:cs="Courier New"/>
-          <w:color w:val="080808"/>
-          <w:kern w:val="0"/>
-          <w:sz w:val="20"/>
-          <w:szCs w:val="20"/>
-          <w14:ligatures w14:val="none"/>
-        </w:rPr>
-        <w:br/>
-        <w:t xml:space="preserve">     The input is stored as a string in the variable zip_code,</w:t>
-      </w:r>
-      <w:r>
-        <w:rPr>
-          <w:rFonts w:ascii="Courier New" w:eastAsia="Times New Roman" w:hAnsi="Courier New" w:cs="Courier New"/>
-          <w:color w:val="080808"/>
-          <w:kern w:val="0"/>
-          <w:sz w:val="20"/>
-          <w:szCs w:val="20"/>
-          <w14:ligatures w14:val="none"/>
-        </w:rPr>
-        <w:br/>
-        <w:t xml:space="preserve">     Use zip_code_format variable to creates a regular expression object for reuse,</w:t>
-      </w:r>
-      <w:r>
-        <w:rPr>
-          <w:rFonts w:ascii="Courier New" w:eastAsia="Times New Roman" w:hAnsi="Courier New" w:cs="Courier New"/>
-          <w:color w:val="080808"/>
-          <w:kern w:val="0"/>
-          <w:sz w:val="20"/>
-          <w:szCs w:val="20"/>
-          <w14:ligatures w14:val="none"/>
-        </w:rPr>
-        <w:br/>
-        <w:t xml:space="preserve">     if the input matches, the variable is_valid_zip_code will be a match object otherwise None  </w:t>
-      </w:r>
-      <w:r>
-        <w:rPr>
-          <w:rFonts w:ascii="Courier New" w:eastAsia="Times New Roman" w:hAnsi="Courier New" w:cs="Courier New"/>
-          <w:color w:val="080808"/>
-          <w:kern w:val="0"/>
-          <w:sz w:val="20"/>
-          <w:szCs w:val="20"/>
-          <w14:ligatures w14:val="none"/>
-        </w:rPr>
-        <w:br/>
-      </w:r>
-      <w:r>
-        <w:rPr>
-          <w:rFonts w:ascii="Courier New" w:eastAsia="Times New Roman" w:hAnsi="Courier New" w:cs="Courier New"/>
-          <w:color w:val="080808"/>
-          <w:kern w:val="0"/>
-          <w:sz w:val="20"/>
-          <w:szCs w:val="20"/>
-          <w14:ligatures w14:val="none"/>
-        </w:rPr>
-        <w:br/>
-        <w:t xml:space="preserve">    Returns: returns the valid ZIP code string in the format 34209 | 34209-1234.</w:t>
-      </w:r>
-      <w:r>
-        <w:rPr>
-          <w:rFonts w:ascii="Courier New" w:eastAsia="Times New Roman" w:hAnsi="Courier New" w:cs="Courier New"/>
-          <w:color w:val="080808"/>
-          <w:kern w:val="0"/>
-          <w:sz w:val="20"/>
-          <w:szCs w:val="20"/>
-          <w14:ligatures w14:val="none"/>
-        </w:rPr>
-        <w:br/>
-        <w:t xml:space="preserve">    </w:t>
-      </w:r>
-      <w:r>
-        <w:rPr>
-          <w:rFonts w:ascii="Courier New" w:eastAsia="Times New Roman" w:hAnsi="Courier New" w:cs="Courier New"/>
-          <w:color w:val="080808"/>
-          <w:kern w:val="0"/>
-          <w:sz w:val="20"/>
-          <w:szCs w:val="20"/>
-          <w14:ligatures w14:val="none"/>
-        </w:rPr>
-        <w:br/>
-        <w:t>Logical Steps:</w:t>
-      </w:r>
-      <w:r>
-        <w:rPr>
-          <w:rFonts w:ascii="Courier New" w:eastAsia="Times New Roman" w:hAnsi="Courier New" w:cs="Courier New"/>
-          <w:color w:val="080808"/>
-          <w:kern w:val="0"/>
-          <w:sz w:val="20"/>
-          <w:szCs w:val="20"/>
-          <w14:ligatures w14:val="none"/>
-        </w:rPr>
-        <w:br/>
-        <w:t>1.  get_phone_number()</w:t>
-      </w:r>
-      <w:r>
-        <w:rPr>
-          <w:rFonts w:ascii="Courier New" w:eastAsia="Times New Roman" w:hAnsi="Courier New" w:cs="Courier New"/>
-          <w:color w:val="080808"/>
-          <w:kern w:val="0"/>
-          <w:sz w:val="20"/>
-          <w:szCs w:val="20"/>
-          <w14:ligatures w14:val="none"/>
-        </w:rPr>
-        <w:br/>
-        <w:t>2.  get_ssn()</w:t>
-      </w:r>
-      <w:r>
-        <w:rPr>
-          <w:rFonts w:ascii="Courier New" w:eastAsia="Times New Roman" w:hAnsi="Courier New" w:cs="Courier New"/>
-          <w:color w:val="080808"/>
-          <w:kern w:val="0"/>
-          <w:sz w:val="20"/>
-          <w:szCs w:val="20"/>
-          <w14:ligatures w14:val="none"/>
-        </w:rPr>
-        <w:br/>
-        <w:t>3.  get_zip</w:t>
-      </w:r>
-      <w:r>
-        <w:rPr>
-          <w:rFonts w:ascii="Courier New" w:eastAsia="Times New Roman" w:hAnsi="Courier New" w:cs="Courier New"/>
-          <w:color w:val="080808"/>
-          <w:kern w:val="0"/>
-          <w:sz w:val="20"/>
-          <w:szCs w:val="20"/>
-          <w14:ligatures w14:val="none"/>
-        </w:rPr>
-        <w:t>_</w:t>
-      </w:r>
-      <w:r>
-        <w:rPr>
-          <w:rFonts w:ascii="Courier New" w:eastAsia="Times New Roman" w:hAnsi="Courier New" w:cs="Courier New"/>
-          <w:color w:val="080808"/>
-          <w:kern w:val="0"/>
-          <w:sz w:val="20"/>
-          <w:szCs w:val="20"/>
-          <w14:ligatures w14:val="none"/>
-        </w:rPr>
-        <w:t>code()</w:t>
-      </w:r>
-      <w:r>
-        <w:rPr>
-          <w:rFonts w:ascii="Courier New" w:eastAsia="Times New Roman" w:hAnsi="Courier New" w:cs="Courier New"/>
-          <w:color w:val="080808"/>
-          <w:kern w:val="0"/>
-          <w:sz w:val="20"/>
-          <w:szCs w:val="20"/>
-          <w14:ligatures w14:val="none"/>
-        </w:rPr>
-        <w:br/>
-        <w:t>4.  print information summary</w:t>
-      </w:r>
-      <w:r>
-        <w:rPr>
-          <w:rFonts w:ascii="Courier New" w:eastAsia="Times New Roman" w:hAnsi="Courier New" w:cs="Courier New"/>
-          <w:color w:val="080808"/>
-          <w:kern w:val="0"/>
-          <w:sz w:val="20"/>
-          <w:szCs w:val="20"/>
-          <w14:ligatures w14:val="none"/>
-        </w:rPr>
-        <w:br/>
-      </w:r>
-      <w:r>
-        <w:rPr>
-          <w:rFonts w:ascii="Courier New" w:eastAsia="Times New Roman" w:hAnsi="Courier New" w:cs="Courier New"/>
-          <w:color w:val="080808"/>
-          <w:kern w:val="0"/>
-          <w:sz w:val="20"/>
-          <w:szCs w:val="20"/>
-          <w14:ligatures w14:val="none"/>
-        </w:rPr>
-        <w:br/>
-        <w:t xml:space="preserve">Link to your repository: </w:t>
-      </w:r>
-      <w:r>
-        <w:rPr>
-          <w:rFonts w:ascii="Courier New" w:eastAsia="Times New Roman" w:hAnsi="Courier New" w:cs="Courier New"/>
-          <w:color w:val="080808"/>
-          <w:kern w:val="0"/>
-          <w:sz w:val="20"/>
-          <w:szCs w:val="20"/>
-          <w14:ligatures w14:val="none"/>
-        </w:rPr>
-        <w:t>https://github.com/hadihoc/COP2373</w:t>
+        <w:t xml:space="preserve">     - Compiles a regular expression pattern that matches 3 digits, a dash, </w:t>
       </w:r>
     </w:p>
     <w:p>
@@ -1412,38 +300,2363 @@
           <w:tab w:val="left" w:pos="14656"/>
         </w:tabs>
         <w:spacing w:after="240" w:line="240" w:lineRule="auto"/>
-        <w:rPr>
-          <w:rFonts w:ascii="Courier New" w:eastAsia="Times New Roman" w:hAnsi="Courier New" w:cs="Courier New"/>
-          <w:color w:val="080808"/>
-          <w:kern w:val="0"/>
-          <w:sz w:val="20"/>
-          <w:szCs w:val="20"/>
-          <w14:ligatures w14:val="none"/>
-        </w:rPr>
-      </w:pPr>
-      <w:r>
-        <w:rPr>
-          <w:rFonts w:ascii="Courier New" w:eastAsia="Times New Roman" w:hAnsi="Courier New" w:cs="Courier New"/>
-          <w:color w:val="080808"/>
-          <w:kern w:val="0"/>
-          <w:sz w:val="20"/>
-          <w:szCs w:val="20"/>
-          <w14:ligatures w14:val="none"/>
-        </w:rPr>
-        <w:br/>
-        <w:t>Output Screenshot:</w:t>
+        <w:contextualSpacing/>
+        <w:rPr>
+          <w:rFonts w:ascii="Courier New" w:eastAsia="Times New Roman" w:hAnsi="Courier New" w:cs="Courier New"/>
+          <w:color w:val="080808"/>
+          <w:kern w:val="0"/>
+          <w:sz w:val="20"/>
+          <w:szCs w:val="20"/>
+          <w14:ligatures w14:val="none"/>
+        </w:rPr>
+      </w:pPr>
+      <w:r>
+        <w:rPr>
+          <w:rFonts w:ascii="Courier New" w:eastAsia="Times New Roman" w:hAnsi="Courier New" w:cs="Courier New"/>
+          <w:color w:val="080808"/>
+          <w:kern w:val="0"/>
+          <w:sz w:val="20"/>
+          <w:szCs w:val="20"/>
+          <w14:ligatures w14:val="none"/>
+        </w:rPr>
+        <w:t xml:space="preserve">       </w:t>
+      </w:r>
+      <w:r>
+        <w:rPr>
+          <w:rFonts w:ascii="Courier New" w:eastAsia="Times New Roman" w:hAnsi="Courier New" w:cs="Courier New"/>
+          <w:color w:val="080808"/>
+          <w:kern w:val="0"/>
+          <w:sz w:val="20"/>
+          <w:szCs w:val="20"/>
+          <w14:ligatures w14:val="none"/>
+        </w:rPr>
+        <w:t>3 digits, another dash, and 4 digits.</w:t>
+      </w:r>
+      <w:r>
+        <w:rPr>
+          <w:rFonts w:ascii="Courier New" w:eastAsia="Times New Roman" w:hAnsi="Courier New" w:cs="Courier New"/>
+          <w:color w:val="080808"/>
+          <w:kern w:val="0"/>
+          <w:sz w:val="20"/>
+          <w:szCs w:val="20"/>
+          <w14:ligatures w14:val="none"/>
+        </w:rPr>
+        <w:br/>
+        <w:t xml:space="preserve">     - Checks if the entire input string exactly matches the pattern</w:t>
+      </w:r>
+      <w:r>
+        <w:rPr>
+          <w:rFonts w:ascii="Courier New" w:eastAsia="Times New Roman" w:hAnsi="Courier New" w:cs="Courier New"/>
+          <w:color w:val="080808"/>
+          <w:kern w:val="0"/>
+          <w:sz w:val="20"/>
+          <w:szCs w:val="20"/>
+          <w14:ligatures w14:val="none"/>
+        </w:rPr>
+        <w:br/>
+        <w:t xml:space="preserve">     - If the input matches the pattern, is_valid_phone is truthy</w:t>
+      </w:r>
+      <w:r>
+        <w:rPr>
+          <w:rFonts w:ascii="Courier New" w:eastAsia="Times New Roman" w:hAnsi="Courier New" w:cs="Courier New"/>
+          <w:color w:val="080808"/>
+          <w:kern w:val="0"/>
+          <w:sz w:val="20"/>
+          <w:szCs w:val="20"/>
+          <w14:ligatures w14:val="none"/>
+        </w:rPr>
+        <w:br/>
+        <w:t xml:space="preserve">     - Returns the matched string (the full phone number).</w:t>
+      </w:r>
+      <w:r>
+        <w:rPr>
+          <w:rFonts w:ascii="Courier New" w:eastAsia="Times New Roman" w:hAnsi="Courier New" w:cs="Courier New"/>
+          <w:color w:val="080808"/>
+          <w:kern w:val="0"/>
+          <w:sz w:val="20"/>
+          <w:szCs w:val="20"/>
+          <w14:ligatures w14:val="none"/>
+        </w:rPr>
+        <w:br/>
+        <w:t xml:space="preserve">     - Exits the loop and the surrounding function</w:t>
+      </w:r>
+      <w:r>
+        <w:rPr>
+          <w:rFonts w:ascii="Courier New" w:eastAsia="Times New Roman" w:hAnsi="Courier New" w:cs="Courier New"/>
+          <w:color w:val="080808"/>
+          <w:kern w:val="0"/>
+          <w:sz w:val="20"/>
+          <w:szCs w:val="20"/>
+          <w14:ligatures w14:val="none"/>
+        </w:rPr>
+        <w:br/>
+        <w:t xml:space="preserve">     - If the input doesn't match</w:t>
+      </w:r>
+      <w:r>
+        <w:rPr>
+          <w:rFonts w:ascii="Courier New" w:eastAsia="Times New Roman" w:hAnsi="Courier New" w:cs="Courier New"/>
+          <w:color w:val="080808"/>
+          <w:kern w:val="0"/>
+          <w:sz w:val="20"/>
+          <w:szCs w:val="20"/>
+          <w14:ligatures w14:val="none"/>
+        </w:rPr>
+        <w:t>, return False</w:t>
+      </w:r>
+      <w:r>
+        <w:rPr>
+          <w:rFonts w:ascii="Courier New" w:eastAsia="Times New Roman" w:hAnsi="Courier New" w:cs="Courier New"/>
+          <w:color w:val="080808"/>
+          <w:kern w:val="0"/>
+          <w:sz w:val="20"/>
+          <w:szCs w:val="20"/>
+          <w14:ligatures w14:val="none"/>
+        </w:rPr>
+        <w:br/>
+      </w:r>
+      <w:r>
+        <w:rPr>
+          <w:rFonts w:ascii="Courier New" w:eastAsia="Times New Roman" w:hAnsi="Courier New" w:cs="Courier New"/>
+          <w:color w:val="080808"/>
+          <w:kern w:val="0"/>
+          <w:sz w:val="20"/>
+          <w:szCs w:val="20"/>
+          <w14:ligatures w14:val="none"/>
+        </w:rPr>
+        <w:br/>
+        <w:t xml:space="preserve">     Parameters: </w:t>
+      </w:r>
+      <w:r>
+        <w:rPr>
+          <w:rFonts w:ascii="Courier New" w:eastAsia="Times New Roman" w:hAnsi="Courier New" w:cs="Courier New"/>
+          <w:color w:val="080808"/>
+          <w:kern w:val="0"/>
+          <w:sz w:val="20"/>
+          <w:szCs w:val="20"/>
+          <w14:ligatures w14:val="none"/>
+        </w:rPr>
+        <w:t>phone_number</w:t>
+      </w:r>
+      <w:r>
+        <w:rPr>
+          <w:rFonts w:ascii="Courier New" w:eastAsia="Times New Roman" w:hAnsi="Courier New" w:cs="Courier New"/>
+          <w:color w:val="080808"/>
+          <w:kern w:val="0"/>
+          <w:sz w:val="20"/>
+          <w:szCs w:val="20"/>
+          <w14:ligatures w14:val="none"/>
+        </w:rPr>
+        <w:t xml:space="preserve"> is the user input.  This needs to verify if the user</w:t>
       </w:r>
     </w:p>
     <w:p>
-      <w:r>
-        <w:rPr>
-          <w:noProof/>
-        </w:rPr>
+      <w:pPr>
+        <w:shd w:val="clear" w:color="auto" w:fill="FFFFFF"/>
+        <w:tabs>
+          <w:tab w:val="left" w:pos="916"/>
+          <w:tab w:val="left" w:pos="1832"/>
+          <w:tab w:val="left" w:pos="2748"/>
+          <w:tab w:val="left" w:pos="3664"/>
+          <w:tab w:val="left" w:pos="4580"/>
+          <w:tab w:val="left" w:pos="5496"/>
+          <w:tab w:val="left" w:pos="6412"/>
+          <w:tab w:val="left" w:pos="7328"/>
+          <w:tab w:val="left" w:pos="8244"/>
+          <w:tab w:val="left" w:pos="9160"/>
+          <w:tab w:val="left" w:pos="10076"/>
+          <w:tab w:val="left" w:pos="10992"/>
+          <w:tab w:val="left" w:pos="11908"/>
+          <w:tab w:val="left" w:pos="12824"/>
+          <w:tab w:val="left" w:pos="13740"/>
+          <w:tab w:val="left" w:pos="14656"/>
+        </w:tabs>
+        <w:spacing w:after="240" w:line="240" w:lineRule="auto"/>
+        <w:contextualSpacing/>
+        <w:rPr>
+          <w:rFonts w:ascii="Courier New" w:eastAsia="Times New Roman" w:hAnsi="Courier New" w:cs="Courier New"/>
+          <w:color w:val="080808"/>
+          <w:kern w:val="0"/>
+          <w:sz w:val="20"/>
+          <w:szCs w:val="20"/>
+          <w14:ligatures w14:val="none"/>
+        </w:rPr>
+      </w:pPr>
+      <w:r>
+        <w:rPr>
+          <w:rFonts w:ascii="Courier New" w:eastAsia="Times New Roman" w:hAnsi="Courier New" w:cs="Courier New"/>
+          <w:color w:val="080808"/>
+          <w:kern w:val="0"/>
+          <w:sz w:val="20"/>
+          <w:szCs w:val="20"/>
+          <w14:ligatures w14:val="none"/>
+        </w:rPr>
+        <w:t xml:space="preserve">     enter a valid phone number format.</w:t>
+      </w:r>
+      <w:r>
+        <w:rPr>
+          <w:rFonts w:ascii="Courier New" w:eastAsia="Times New Roman" w:hAnsi="Courier New" w:cs="Courier New"/>
+          <w:color w:val="080808"/>
+          <w:kern w:val="0"/>
+          <w:sz w:val="20"/>
+          <w:szCs w:val="20"/>
+          <w14:ligatures w14:val="none"/>
+        </w:rPr>
+        <w:br/>
+      </w:r>
+      <w:r>
+        <w:rPr>
+          <w:rFonts w:ascii="Courier New" w:eastAsia="Times New Roman" w:hAnsi="Courier New" w:cs="Courier New"/>
+          <w:color w:val="080808"/>
+          <w:kern w:val="0"/>
+          <w:sz w:val="20"/>
+          <w:szCs w:val="20"/>
+          <w14:ligatures w14:val="none"/>
+        </w:rPr>
+        <w:br/>
+        <w:t xml:space="preserve">     Variables:</w:t>
+      </w:r>
+      <w:r>
+        <w:rPr>
+          <w:rFonts w:ascii="Courier New" w:eastAsia="Times New Roman" w:hAnsi="Courier New" w:cs="Courier New"/>
+          <w:color w:val="080808"/>
+          <w:kern w:val="0"/>
+          <w:sz w:val="20"/>
+          <w:szCs w:val="20"/>
+          <w14:ligatures w14:val="none"/>
+        </w:rPr>
+        <w:br/>
+        <w:t xml:space="preserve">     The input is stored as a string in the variable phone,</w:t>
+      </w:r>
+      <w:r>
+        <w:rPr>
+          <w:rFonts w:ascii="Courier New" w:eastAsia="Times New Roman" w:hAnsi="Courier New" w:cs="Courier New"/>
+          <w:color w:val="080808"/>
+          <w:kern w:val="0"/>
+          <w:sz w:val="20"/>
+          <w:szCs w:val="20"/>
+          <w14:ligatures w14:val="none"/>
+        </w:rPr>
+        <w:br/>
+        <w:t xml:space="preserve">     Use phone_format variable to creates a regular expression object for reuse,</w:t>
+      </w:r>
+      <w:r>
+        <w:rPr>
+          <w:rFonts w:ascii="Courier New" w:eastAsia="Times New Roman" w:hAnsi="Courier New" w:cs="Courier New"/>
+          <w:color w:val="080808"/>
+          <w:kern w:val="0"/>
+          <w:sz w:val="20"/>
+          <w:szCs w:val="20"/>
+          <w14:ligatures w14:val="none"/>
+        </w:rPr>
+        <w:br/>
+        <w:t xml:space="preserve">     if the input matches, is_valid_phone will be a match object otherwise None</w:t>
+      </w:r>
+      <w:r>
+        <w:rPr>
+          <w:rFonts w:ascii="Courier New" w:eastAsia="Times New Roman" w:hAnsi="Courier New" w:cs="Courier New"/>
+          <w:color w:val="080808"/>
+          <w:kern w:val="0"/>
+          <w:sz w:val="20"/>
+          <w:szCs w:val="20"/>
+          <w14:ligatures w14:val="none"/>
+        </w:rPr>
+        <w:br/>
+      </w:r>
+      <w:r>
+        <w:rPr>
+          <w:rFonts w:ascii="Courier New" w:eastAsia="Times New Roman" w:hAnsi="Courier New" w:cs="Courier New"/>
+          <w:color w:val="080808"/>
+          <w:kern w:val="0"/>
+          <w:sz w:val="20"/>
+          <w:szCs w:val="20"/>
+          <w14:ligatures w14:val="none"/>
+        </w:rPr>
+        <w:br/>
+        <w:t xml:space="preserve">     Returns: returns the valid phone number string in the format 941-752-5504</w:t>
+      </w:r>
+    </w:p>
+    <w:p>
+      <w:pPr>
+        <w:shd w:val="clear" w:color="auto" w:fill="FFFFFF"/>
+        <w:tabs>
+          <w:tab w:val="left" w:pos="916"/>
+          <w:tab w:val="left" w:pos="1832"/>
+          <w:tab w:val="left" w:pos="2748"/>
+          <w:tab w:val="left" w:pos="3664"/>
+          <w:tab w:val="left" w:pos="4580"/>
+          <w:tab w:val="left" w:pos="5496"/>
+          <w:tab w:val="left" w:pos="6412"/>
+          <w:tab w:val="left" w:pos="7328"/>
+          <w:tab w:val="left" w:pos="8244"/>
+          <w:tab w:val="left" w:pos="9160"/>
+          <w:tab w:val="left" w:pos="10076"/>
+          <w:tab w:val="left" w:pos="10992"/>
+          <w:tab w:val="left" w:pos="11908"/>
+          <w:tab w:val="left" w:pos="12824"/>
+          <w:tab w:val="left" w:pos="13740"/>
+          <w:tab w:val="left" w:pos="14656"/>
+        </w:tabs>
+        <w:spacing w:after="240" w:line="240" w:lineRule="auto"/>
+        <w:contextualSpacing/>
+        <w:rPr>
+          <w:rFonts w:ascii="Courier New" w:eastAsia="Times New Roman" w:hAnsi="Courier New" w:cs="Courier New"/>
+          <w:color w:val="080808"/>
+          <w:kern w:val="0"/>
+          <w:sz w:val="20"/>
+          <w:szCs w:val="20"/>
+          <w14:ligatures w14:val="none"/>
+        </w:rPr>
+      </w:pPr>
+      <w:r>
+        <w:rPr>
+          <w:rFonts w:ascii="Courier New" w:eastAsia="Times New Roman" w:hAnsi="Courier New" w:cs="Courier New"/>
+          <w:color w:val="080808"/>
+          <w:kern w:val="0"/>
+          <w:sz w:val="20"/>
+          <w:szCs w:val="20"/>
+          <w14:ligatures w14:val="none"/>
+        </w:rPr>
+        <w:tab/>
+        <w:t xml:space="preserve">      or return False otherwise.</w:t>
+      </w:r>
+      <w:r>
+        <w:rPr>
+          <w:rFonts w:ascii="Courier New" w:eastAsia="Times New Roman" w:hAnsi="Courier New" w:cs="Courier New"/>
+          <w:color w:val="080808"/>
+          <w:kern w:val="0"/>
+          <w:sz w:val="20"/>
+          <w:szCs w:val="20"/>
+          <w14:ligatures w14:val="none"/>
+        </w:rPr>
+        <w:br/>
+        <w:t xml:space="preserve">     </w:t>
+      </w:r>
+      <w:r>
+        <w:rPr>
+          <w:rFonts w:ascii="Courier New" w:eastAsia="Times New Roman" w:hAnsi="Courier New" w:cs="Courier New"/>
+          <w:color w:val="080808"/>
+          <w:kern w:val="0"/>
+          <w:sz w:val="20"/>
+          <w:szCs w:val="20"/>
+          <w14:ligatures w14:val="none"/>
+        </w:rPr>
+        <w:br/>
+        <w:t xml:space="preserve">2. Function Name: </w:t>
+      </w:r>
+      <w:r>
+        <w:rPr>
+          <w:rFonts w:ascii="Courier New" w:eastAsia="Times New Roman" w:hAnsi="Courier New" w:cs="Courier New"/>
+          <w:color w:val="080808"/>
+          <w:kern w:val="0"/>
+          <w:sz w:val="20"/>
+          <w:szCs w:val="20"/>
+          <w14:ligatures w14:val="none"/>
+        </w:rPr>
+        <w:t>verify</w:t>
+      </w:r>
+      <w:r>
+        <w:rPr>
+          <w:rFonts w:ascii="Courier New" w:eastAsia="Times New Roman" w:hAnsi="Courier New" w:cs="Courier New"/>
+          <w:color w:val="080808"/>
+          <w:kern w:val="0"/>
+          <w:sz w:val="20"/>
+          <w:szCs w:val="20"/>
+          <w14:ligatures w14:val="none"/>
+        </w:rPr>
+        <w:t>_ssn(</w:t>
+      </w:r>
+      <w:r>
+        <w:rPr>
+          <w:rFonts w:ascii="Courier New" w:eastAsia="Times New Roman" w:hAnsi="Courier New" w:cs="Courier New"/>
+          <w:color w:val="080808"/>
+          <w:kern w:val="0"/>
+          <w:sz w:val="20"/>
+          <w:szCs w:val="20"/>
+          <w14:ligatures w14:val="none"/>
+        </w:rPr>
+        <w:t>ssn</w:t>
+      </w:r>
+      <w:r>
+        <w:rPr>
+          <w:rFonts w:ascii="Courier New" w:eastAsia="Times New Roman" w:hAnsi="Courier New" w:cs="Courier New"/>
+          <w:color w:val="080808"/>
+          <w:kern w:val="0"/>
+          <w:sz w:val="20"/>
+          <w:szCs w:val="20"/>
+          <w14:ligatures w14:val="none"/>
+        </w:rPr>
+        <w:t>)</w:t>
+      </w:r>
+      <w:r>
+        <w:rPr>
+          <w:rFonts w:ascii="Courier New" w:eastAsia="Times New Roman" w:hAnsi="Courier New" w:cs="Courier New"/>
+          <w:color w:val="080808"/>
+          <w:kern w:val="0"/>
+          <w:sz w:val="20"/>
+          <w:szCs w:val="20"/>
+          <w14:ligatures w14:val="none"/>
+        </w:rPr>
+        <w:br/>
+      </w:r>
+      <w:r>
+        <w:rPr>
+          <w:rFonts w:ascii="Courier New" w:eastAsia="Times New Roman" w:hAnsi="Courier New" w:cs="Courier New"/>
+          <w:color w:val="080808"/>
+          <w:kern w:val="0"/>
+          <w:sz w:val="20"/>
+          <w:szCs w:val="20"/>
+          <w14:ligatures w14:val="none"/>
+        </w:rPr>
+        <w:br/>
+        <w:t xml:space="preserve">     Description:</w:t>
+      </w:r>
+      <w:r>
+        <w:rPr>
+          <w:rFonts w:ascii="Courier New" w:eastAsia="Times New Roman" w:hAnsi="Courier New" w:cs="Courier New"/>
+          <w:color w:val="080808"/>
+          <w:kern w:val="0"/>
+          <w:sz w:val="20"/>
+          <w:szCs w:val="20"/>
+          <w14:ligatures w14:val="none"/>
+        </w:rPr>
+        <w:br/>
+      </w:r>
+      <w:r>
+        <w:rPr>
+          <w:rFonts w:ascii="Courier New" w:eastAsia="Times New Roman" w:hAnsi="Courier New" w:cs="Courier New"/>
+          <w:color w:val="080808"/>
+          <w:kern w:val="0"/>
+          <w:sz w:val="20"/>
+          <w:szCs w:val="20"/>
+          <w14:ligatures w14:val="none"/>
+        </w:rPr>
+        <w:t xml:space="preserve">     - </w:t>
+      </w:r>
+      <w:r>
+        <w:rPr>
+          <w:rFonts w:ascii="Courier New" w:eastAsia="Times New Roman" w:hAnsi="Courier New" w:cs="Courier New"/>
+          <w:color w:val="080808"/>
+          <w:kern w:val="0"/>
+          <w:sz w:val="20"/>
+          <w:szCs w:val="20"/>
+          <w14:ligatures w14:val="none"/>
+        </w:rPr>
+        <w:t>C</w:t>
+      </w:r>
+      <w:r>
+        <w:rPr>
+          <w:rFonts w:ascii="Courier New" w:eastAsia="Times New Roman" w:hAnsi="Courier New" w:cs="Courier New"/>
+          <w:color w:val="080808"/>
+          <w:kern w:val="0"/>
+          <w:sz w:val="20"/>
+          <w:szCs w:val="20"/>
+          <w14:ligatures w14:val="none"/>
+        </w:rPr>
+        <w:t>reate</w:t>
+      </w:r>
+      <w:r>
+        <w:rPr>
+          <w:rFonts w:ascii="Courier New" w:eastAsia="Times New Roman" w:hAnsi="Courier New" w:cs="Courier New"/>
+          <w:color w:val="080808"/>
+          <w:kern w:val="0"/>
+          <w:sz w:val="20"/>
+          <w:szCs w:val="20"/>
+          <w14:ligatures w14:val="none"/>
+        </w:rPr>
+        <w:t xml:space="preserve"> a regular expression pattern that matches 3 digits, a dash, </w:t>
+      </w:r>
+    </w:p>
+    <w:p>
+      <w:pPr>
+        <w:shd w:val="clear" w:color="auto" w:fill="FFFFFF"/>
+        <w:tabs>
+          <w:tab w:val="left" w:pos="916"/>
+          <w:tab w:val="left" w:pos="1832"/>
+          <w:tab w:val="left" w:pos="2748"/>
+          <w:tab w:val="left" w:pos="3664"/>
+          <w:tab w:val="left" w:pos="4580"/>
+          <w:tab w:val="left" w:pos="5496"/>
+          <w:tab w:val="left" w:pos="6412"/>
+          <w:tab w:val="left" w:pos="7328"/>
+          <w:tab w:val="left" w:pos="8244"/>
+          <w:tab w:val="left" w:pos="9160"/>
+          <w:tab w:val="left" w:pos="10076"/>
+          <w:tab w:val="left" w:pos="10992"/>
+          <w:tab w:val="left" w:pos="11908"/>
+          <w:tab w:val="left" w:pos="12824"/>
+          <w:tab w:val="left" w:pos="13740"/>
+          <w:tab w:val="left" w:pos="14656"/>
+        </w:tabs>
+        <w:spacing w:after="240" w:line="240" w:lineRule="auto"/>
+        <w:contextualSpacing/>
+        <w:rPr>
+          <w:rFonts w:ascii="Courier New" w:eastAsia="Times New Roman" w:hAnsi="Courier New" w:cs="Courier New"/>
+          <w:color w:val="080808"/>
+          <w:kern w:val="0"/>
+          <w:sz w:val="20"/>
+          <w:szCs w:val="20"/>
+          <w14:ligatures w14:val="none"/>
+        </w:rPr>
+      </w:pPr>
+      <w:r>
+        <w:rPr>
+          <w:rFonts w:ascii="Courier New" w:eastAsia="Times New Roman" w:hAnsi="Courier New" w:cs="Courier New"/>
+          <w:color w:val="080808"/>
+          <w:kern w:val="0"/>
+          <w:sz w:val="20"/>
+          <w:szCs w:val="20"/>
+          <w14:ligatures w14:val="none"/>
+        </w:rPr>
+        <w:t xml:space="preserve">       2</w:t>
+      </w:r>
+      <w:r>
+        <w:rPr>
+          <w:rFonts w:ascii="Courier New" w:eastAsia="Times New Roman" w:hAnsi="Courier New" w:cs="Courier New"/>
+          <w:color w:val="080808"/>
+          <w:kern w:val="0"/>
+          <w:sz w:val="20"/>
+          <w:szCs w:val="20"/>
+          <w14:ligatures w14:val="none"/>
+        </w:rPr>
+        <w:t xml:space="preserve"> digits, another dash, and 4 digits.</w:t>
+      </w:r>
+      <w:r>
+        <w:rPr>
+          <w:rFonts w:ascii="Courier New" w:eastAsia="Times New Roman" w:hAnsi="Courier New" w:cs="Courier New"/>
+          <w:color w:val="080808"/>
+          <w:kern w:val="0"/>
+          <w:sz w:val="20"/>
+          <w:szCs w:val="20"/>
+          <w14:ligatures w14:val="none"/>
+        </w:rPr>
+        <w:br/>
+        <w:t xml:space="preserve">     - Checks if the entire input string exactly matches the pattern</w:t>
+      </w:r>
+      <w:r>
+        <w:rPr>
+          <w:rFonts w:ascii="Courier New" w:eastAsia="Times New Roman" w:hAnsi="Courier New" w:cs="Courier New"/>
+          <w:color w:val="080808"/>
+          <w:kern w:val="0"/>
+          <w:sz w:val="20"/>
+          <w:szCs w:val="20"/>
+          <w14:ligatures w14:val="none"/>
+        </w:rPr>
+        <w:br/>
+        <w:t xml:space="preserve">     - If the input matches the pattern, is_valid_</w:t>
+      </w:r>
+      <w:r>
+        <w:rPr>
+          <w:rFonts w:ascii="Courier New" w:eastAsia="Times New Roman" w:hAnsi="Courier New" w:cs="Courier New"/>
+          <w:color w:val="080808"/>
+          <w:kern w:val="0"/>
+          <w:sz w:val="20"/>
+          <w:szCs w:val="20"/>
+          <w14:ligatures w14:val="none"/>
+        </w:rPr>
+        <w:t>ssn</w:t>
+      </w:r>
+      <w:r>
+        <w:rPr>
+          <w:rFonts w:ascii="Courier New" w:eastAsia="Times New Roman" w:hAnsi="Courier New" w:cs="Courier New"/>
+          <w:color w:val="080808"/>
+          <w:kern w:val="0"/>
+          <w:sz w:val="20"/>
+          <w:szCs w:val="20"/>
+          <w14:ligatures w14:val="none"/>
+        </w:rPr>
+        <w:t xml:space="preserve"> is truthy</w:t>
+      </w:r>
+      <w:r>
+        <w:rPr>
+          <w:rFonts w:ascii="Courier New" w:eastAsia="Times New Roman" w:hAnsi="Courier New" w:cs="Courier New"/>
+          <w:color w:val="080808"/>
+          <w:kern w:val="0"/>
+          <w:sz w:val="20"/>
+          <w:szCs w:val="20"/>
+          <w14:ligatures w14:val="none"/>
+        </w:rPr>
+        <w:br/>
+        <w:t xml:space="preserve">     - Returns the matched string (the full </w:t>
+      </w:r>
+      <w:r>
+        <w:rPr>
+          <w:rFonts w:ascii="Courier New" w:eastAsia="Times New Roman" w:hAnsi="Courier New" w:cs="Courier New"/>
+          <w:color w:val="080808"/>
+          <w:kern w:val="0"/>
+          <w:sz w:val="20"/>
+          <w:szCs w:val="20"/>
+          <w14:ligatures w14:val="none"/>
+        </w:rPr>
+        <w:t>social security</w:t>
+      </w:r>
+      <w:r>
+        <w:rPr>
+          <w:rFonts w:ascii="Courier New" w:eastAsia="Times New Roman" w:hAnsi="Courier New" w:cs="Courier New"/>
+          <w:color w:val="080808"/>
+          <w:kern w:val="0"/>
+          <w:sz w:val="20"/>
+          <w:szCs w:val="20"/>
+          <w14:ligatures w14:val="none"/>
+        </w:rPr>
+        <w:t xml:space="preserve"> number).</w:t>
+      </w:r>
+      <w:r>
+        <w:rPr>
+          <w:rFonts w:ascii="Courier New" w:eastAsia="Times New Roman" w:hAnsi="Courier New" w:cs="Courier New"/>
+          <w:color w:val="080808"/>
+          <w:kern w:val="0"/>
+          <w:sz w:val="20"/>
+          <w:szCs w:val="20"/>
+          <w14:ligatures w14:val="none"/>
+        </w:rPr>
+        <w:br/>
+        <w:t xml:space="preserve">     - Exits the loop and the surrounding function</w:t>
+      </w:r>
+      <w:r>
+        <w:rPr>
+          <w:rFonts w:ascii="Courier New" w:eastAsia="Times New Roman" w:hAnsi="Courier New" w:cs="Courier New"/>
+          <w:color w:val="080808"/>
+          <w:kern w:val="0"/>
+          <w:sz w:val="20"/>
+          <w:szCs w:val="20"/>
+          <w14:ligatures w14:val="none"/>
+        </w:rPr>
+        <w:br/>
+        <w:t xml:space="preserve">     - If the input doesn't match</w:t>
+      </w:r>
+      <w:r>
+        <w:rPr>
+          <w:rFonts w:ascii="Courier New" w:eastAsia="Times New Roman" w:hAnsi="Courier New" w:cs="Courier New"/>
+          <w:color w:val="080808"/>
+          <w:kern w:val="0"/>
+          <w:sz w:val="20"/>
+          <w:szCs w:val="20"/>
+          <w14:ligatures w14:val="none"/>
+        </w:rPr>
+        <w:t>, return False</w:t>
+      </w:r>
+      <w:r>
+        <w:rPr>
+          <w:rFonts w:ascii="Courier New" w:eastAsia="Times New Roman" w:hAnsi="Courier New" w:cs="Courier New"/>
+          <w:color w:val="080808"/>
+          <w:kern w:val="0"/>
+          <w:sz w:val="20"/>
+          <w:szCs w:val="20"/>
+          <w14:ligatures w14:val="none"/>
+        </w:rPr>
+        <w:br/>
+      </w:r>
+      <w:r>
+        <w:rPr>
+          <w:rFonts w:ascii="Courier New" w:eastAsia="Times New Roman" w:hAnsi="Courier New" w:cs="Courier New"/>
+          <w:color w:val="080808"/>
+          <w:kern w:val="0"/>
+          <w:sz w:val="20"/>
+          <w:szCs w:val="20"/>
+          <w14:ligatures w14:val="none"/>
+        </w:rPr>
+        <w:t xml:space="preserve">     </w:t>
+      </w:r>
+      <w:r>
+        <w:rPr>
+          <w:rFonts w:ascii="Courier New" w:eastAsia="Times New Roman" w:hAnsi="Courier New" w:cs="Courier New"/>
+          <w:color w:val="080808"/>
+          <w:kern w:val="0"/>
+          <w:sz w:val="20"/>
+          <w:szCs w:val="20"/>
+          <w14:ligatures w14:val="none"/>
+        </w:rPr>
+        <w:br/>
+        <w:t xml:space="preserve">     Parameters: </w:t>
+      </w:r>
+      <w:r>
+        <w:rPr>
+          <w:rFonts w:ascii="Courier New" w:eastAsia="Times New Roman" w:hAnsi="Courier New" w:cs="Courier New"/>
+          <w:color w:val="080808"/>
+          <w:kern w:val="0"/>
+          <w:sz w:val="20"/>
+          <w:szCs w:val="20"/>
+          <w14:ligatures w14:val="none"/>
+        </w:rPr>
+        <w:t>ssn is the user input.  This needs to verify if the user</w:t>
+      </w:r>
+    </w:p>
+    <w:p>
+      <w:pPr>
+        <w:shd w:val="clear" w:color="auto" w:fill="FFFFFF"/>
+        <w:tabs>
+          <w:tab w:val="left" w:pos="916"/>
+          <w:tab w:val="left" w:pos="1832"/>
+          <w:tab w:val="left" w:pos="2748"/>
+          <w:tab w:val="left" w:pos="3664"/>
+          <w:tab w:val="left" w:pos="4580"/>
+          <w:tab w:val="left" w:pos="5496"/>
+          <w:tab w:val="left" w:pos="6412"/>
+          <w:tab w:val="left" w:pos="7328"/>
+          <w:tab w:val="left" w:pos="8244"/>
+          <w:tab w:val="left" w:pos="9160"/>
+          <w:tab w:val="left" w:pos="10076"/>
+          <w:tab w:val="left" w:pos="10992"/>
+          <w:tab w:val="left" w:pos="11908"/>
+          <w:tab w:val="left" w:pos="12824"/>
+          <w:tab w:val="left" w:pos="13740"/>
+          <w:tab w:val="left" w:pos="14656"/>
+        </w:tabs>
+        <w:spacing w:after="240" w:line="240" w:lineRule="auto"/>
+        <w:contextualSpacing/>
+        <w:rPr>
+          <w:rFonts w:ascii="Courier New" w:eastAsia="Times New Roman" w:hAnsi="Courier New" w:cs="Courier New"/>
+          <w:color w:val="080808"/>
+          <w:kern w:val="0"/>
+          <w:sz w:val="20"/>
+          <w:szCs w:val="20"/>
+          <w14:ligatures w14:val="none"/>
+        </w:rPr>
+      </w:pPr>
+      <w:r>
+        <w:rPr>
+          <w:rFonts w:ascii="Courier New" w:eastAsia="Times New Roman" w:hAnsi="Courier New" w:cs="Courier New"/>
+          <w:color w:val="080808"/>
+          <w:kern w:val="0"/>
+          <w:sz w:val="20"/>
+          <w:szCs w:val="20"/>
+          <w14:ligatures w14:val="none"/>
+        </w:rPr>
+        <w:t xml:space="preserve">     enter a valid social </w:t>
+      </w:r>
+      <w:r>
+        <w:rPr>
+          <w:rFonts w:ascii="Courier New" w:eastAsia="Times New Roman" w:hAnsi="Courier New" w:cs="Courier New"/>
+          <w:color w:val="080808"/>
+          <w:kern w:val="0"/>
+          <w:sz w:val="20"/>
+          <w:szCs w:val="20"/>
+          <w14:ligatures w14:val="none"/>
+        </w:rPr>
+        <w:t>security</w:t>
+      </w:r>
+      <w:r>
+        <w:rPr>
+          <w:rFonts w:ascii="Courier New" w:eastAsia="Times New Roman" w:hAnsi="Courier New" w:cs="Courier New"/>
+          <w:color w:val="080808"/>
+          <w:kern w:val="0"/>
+          <w:sz w:val="20"/>
+          <w:szCs w:val="20"/>
+          <w14:ligatures w14:val="none"/>
+        </w:rPr>
+        <w:t xml:space="preserve"> format.</w:t>
+      </w:r>
+      <w:r>
+        <w:rPr>
+          <w:rFonts w:ascii="Courier New" w:eastAsia="Times New Roman" w:hAnsi="Courier New" w:cs="Courier New"/>
+          <w:color w:val="080808"/>
+          <w:kern w:val="0"/>
+          <w:sz w:val="20"/>
+          <w:szCs w:val="20"/>
+          <w14:ligatures w14:val="none"/>
+        </w:rPr>
+        <w:br/>
+        <w:t xml:space="preserve">     </w:t>
+      </w:r>
+      <w:r>
+        <w:rPr>
+          <w:rFonts w:ascii="Courier New" w:eastAsia="Times New Roman" w:hAnsi="Courier New" w:cs="Courier New"/>
+          <w:color w:val="080808"/>
+          <w:kern w:val="0"/>
+          <w:sz w:val="20"/>
+          <w:szCs w:val="20"/>
+          <w14:ligatures w14:val="none"/>
+        </w:rPr>
+        <w:br/>
+        <w:t xml:space="preserve">     Variables: </w:t>
+      </w:r>
+      <w:r>
+        <w:rPr>
+          <w:rFonts w:ascii="Courier New" w:eastAsia="Times New Roman" w:hAnsi="Courier New" w:cs="Courier New"/>
+          <w:color w:val="080808"/>
+          <w:kern w:val="0"/>
+          <w:sz w:val="20"/>
+          <w:szCs w:val="20"/>
+          <w14:ligatures w14:val="none"/>
+        </w:rPr>
+        <w:br/>
+        <w:t xml:space="preserve">     The input is stored as a string in the variable ssn,</w:t>
+      </w:r>
+      <w:r>
+        <w:rPr>
+          <w:rFonts w:ascii="Courier New" w:eastAsia="Times New Roman" w:hAnsi="Courier New" w:cs="Courier New"/>
+          <w:color w:val="080808"/>
+          <w:kern w:val="0"/>
+          <w:sz w:val="20"/>
+          <w:szCs w:val="20"/>
+          <w14:ligatures w14:val="none"/>
+        </w:rPr>
+        <w:br/>
+        <w:t xml:space="preserve">     Use ssn_format variable to creates a regular expression object for use,</w:t>
+      </w:r>
+      <w:r>
+        <w:rPr>
+          <w:rFonts w:ascii="Courier New" w:eastAsia="Times New Roman" w:hAnsi="Courier New" w:cs="Courier New"/>
+          <w:color w:val="080808"/>
+          <w:kern w:val="0"/>
+          <w:sz w:val="20"/>
+          <w:szCs w:val="20"/>
+          <w14:ligatures w14:val="none"/>
+        </w:rPr>
+        <w:br/>
+        <w:t xml:space="preserve">     if the input matches, the variable is_valid_ssn will </w:t>
+      </w:r>
+      <w:r>
+        <w:rPr>
+          <w:rFonts w:ascii="Courier New" w:eastAsia="Times New Roman" w:hAnsi="Courier New" w:cs="Courier New"/>
+          <w:color w:val="080808"/>
+          <w:kern w:val="0"/>
+          <w:sz w:val="20"/>
+          <w:szCs w:val="20"/>
+          <w14:ligatures w14:val="none"/>
+        </w:rPr>
+        <w:t>return the matched object</w:t>
+      </w:r>
+    </w:p>
+    <w:p>
+      <w:pPr>
+        <w:shd w:val="clear" w:color="auto" w:fill="FFFFFF"/>
+        <w:tabs>
+          <w:tab w:val="left" w:pos="916"/>
+          <w:tab w:val="left" w:pos="1832"/>
+          <w:tab w:val="left" w:pos="2748"/>
+          <w:tab w:val="left" w:pos="3664"/>
+          <w:tab w:val="left" w:pos="4580"/>
+          <w:tab w:val="left" w:pos="5496"/>
+          <w:tab w:val="left" w:pos="6412"/>
+          <w:tab w:val="left" w:pos="7328"/>
+          <w:tab w:val="left" w:pos="8244"/>
+          <w:tab w:val="left" w:pos="9160"/>
+          <w:tab w:val="left" w:pos="10076"/>
+          <w:tab w:val="left" w:pos="10992"/>
+          <w:tab w:val="left" w:pos="11908"/>
+          <w:tab w:val="left" w:pos="12824"/>
+          <w:tab w:val="left" w:pos="13740"/>
+          <w:tab w:val="left" w:pos="14656"/>
+        </w:tabs>
+        <w:spacing w:after="240" w:line="240" w:lineRule="auto"/>
+        <w:contextualSpacing/>
+        <w:rPr>
+          <w:rFonts w:ascii="Courier New" w:eastAsia="Times New Roman" w:hAnsi="Courier New" w:cs="Courier New"/>
+          <w:color w:val="080808"/>
+          <w:kern w:val="0"/>
+          <w:sz w:val="20"/>
+          <w:szCs w:val="20"/>
+          <w14:ligatures w14:val="none"/>
+        </w:rPr>
+      </w:pPr>
+      <w:r>
+        <w:rPr>
+          <w:rFonts w:ascii="Courier New" w:eastAsia="Times New Roman" w:hAnsi="Courier New" w:cs="Courier New"/>
+          <w:color w:val="080808"/>
+          <w:kern w:val="0"/>
+          <w:sz w:val="20"/>
+          <w:szCs w:val="20"/>
+          <w14:ligatures w14:val="none"/>
+        </w:rPr>
+        <w:t xml:space="preserve">     otherwise, </w:t>
+      </w:r>
+      <w:proofErr w:type="gramStart"/>
+      <w:r>
+        <w:rPr>
+          <w:rFonts w:ascii="Courier New" w:eastAsia="Times New Roman" w:hAnsi="Courier New" w:cs="Courier New"/>
+          <w:color w:val="080808"/>
+          <w:kern w:val="0"/>
+          <w:sz w:val="20"/>
+          <w:szCs w:val="20"/>
+          <w14:ligatures w14:val="none"/>
+        </w:rPr>
+        <w:t>None</w:t>
+      </w:r>
+      <w:proofErr w:type="gramEnd"/>
+      <w:r>
+        <w:rPr>
+          <w:rFonts w:ascii="Courier New" w:eastAsia="Times New Roman" w:hAnsi="Courier New" w:cs="Courier New"/>
+          <w:color w:val="080808"/>
+          <w:kern w:val="0"/>
+          <w:sz w:val="20"/>
+          <w:szCs w:val="20"/>
+          <w14:ligatures w14:val="none"/>
+        </w:rPr>
+        <w:t>.</w:t>
+      </w:r>
+      <w:r>
+        <w:rPr>
+          <w:rFonts w:ascii="Courier New" w:eastAsia="Times New Roman" w:hAnsi="Courier New" w:cs="Courier New"/>
+          <w:color w:val="080808"/>
+          <w:kern w:val="0"/>
+          <w:sz w:val="20"/>
+          <w:szCs w:val="20"/>
+          <w14:ligatures w14:val="none"/>
+        </w:rPr>
+        <w:br/>
+        <w:t xml:space="preserve">     </w:t>
+      </w:r>
+      <w:r>
+        <w:rPr>
+          <w:rFonts w:ascii="Courier New" w:eastAsia="Times New Roman" w:hAnsi="Courier New" w:cs="Courier New"/>
+          <w:color w:val="080808"/>
+          <w:kern w:val="0"/>
+          <w:sz w:val="20"/>
+          <w:szCs w:val="20"/>
+          <w14:ligatures w14:val="none"/>
+        </w:rPr>
+        <w:br/>
+        <w:t xml:space="preserve">     </w:t>
+      </w:r>
+      <w:proofErr w:type="gramStart"/>
+      <w:r>
+        <w:rPr>
+          <w:rFonts w:ascii="Courier New" w:eastAsia="Times New Roman" w:hAnsi="Courier New" w:cs="Courier New"/>
+          <w:color w:val="080808"/>
+          <w:kern w:val="0"/>
+          <w:sz w:val="20"/>
+          <w:szCs w:val="20"/>
+          <w14:ligatures w14:val="none"/>
+        </w:rPr>
+        <w:t>Returns:</w:t>
+      </w:r>
+      <w:proofErr w:type="gramEnd"/>
+      <w:r>
+        <w:rPr>
+          <w:rFonts w:ascii="Courier New" w:eastAsia="Times New Roman" w:hAnsi="Courier New" w:cs="Courier New"/>
+          <w:color w:val="080808"/>
+          <w:kern w:val="0"/>
+          <w:sz w:val="20"/>
+          <w:szCs w:val="20"/>
+          <w14:ligatures w14:val="none"/>
+        </w:rPr>
+        <w:t xml:space="preserve"> returns the valid </w:t>
+      </w:r>
+      <w:r>
+        <w:rPr>
+          <w:rFonts w:ascii="Courier New" w:eastAsia="Times New Roman" w:hAnsi="Courier New" w:cs="Courier New"/>
+          <w:color w:val="080808"/>
+          <w:kern w:val="0"/>
+          <w:sz w:val="20"/>
+          <w:szCs w:val="20"/>
+          <w14:ligatures w14:val="none"/>
+        </w:rPr>
+        <w:t>SSN</w:t>
+      </w:r>
+      <w:r>
+        <w:rPr>
+          <w:rFonts w:ascii="Courier New" w:eastAsia="Times New Roman" w:hAnsi="Courier New" w:cs="Courier New"/>
+          <w:color w:val="080808"/>
+          <w:kern w:val="0"/>
+          <w:sz w:val="20"/>
+          <w:szCs w:val="20"/>
+          <w14:ligatures w14:val="none"/>
+        </w:rPr>
+        <w:t xml:space="preserve"> number string in the format </w:t>
+      </w:r>
+      <w:r>
+        <w:rPr>
+          <w:rFonts w:ascii="Courier New" w:eastAsia="Times New Roman" w:hAnsi="Courier New" w:cs="Courier New"/>
+          <w:color w:val="080808"/>
+          <w:kern w:val="0"/>
+          <w:sz w:val="20"/>
+          <w:szCs w:val="20"/>
+          <w14:ligatures w14:val="none"/>
+        </w:rPr>
+        <w:t xml:space="preserve">xxx-xx-xxxx or </w:t>
+      </w:r>
+    </w:p>
+    <w:p>
+      <w:pPr>
+        <w:shd w:val="clear" w:color="auto" w:fill="FFFFFF"/>
+        <w:tabs>
+          <w:tab w:val="left" w:pos="916"/>
+          <w:tab w:val="left" w:pos="1832"/>
+          <w:tab w:val="left" w:pos="2748"/>
+          <w:tab w:val="left" w:pos="3664"/>
+          <w:tab w:val="left" w:pos="4580"/>
+          <w:tab w:val="left" w:pos="5496"/>
+          <w:tab w:val="left" w:pos="6412"/>
+          <w:tab w:val="left" w:pos="7328"/>
+          <w:tab w:val="left" w:pos="8244"/>
+          <w:tab w:val="left" w:pos="9160"/>
+          <w:tab w:val="left" w:pos="10076"/>
+          <w:tab w:val="left" w:pos="10992"/>
+          <w:tab w:val="left" w:pos="11908"/>
+          <w:tab w:val="left" w:pos="12824"/>
+          <w:tab w:val="left" w:pos="13740"/>
+          <w:tab w:val="left" w:pos="14656"/>
+        </w:tabs>
+        <w:spacing w:after="240" w:line="240" w:lineRule="auto"/>
+        <w:contextualSpacing/>
+        <w:rPr>
+          <w:rFonts w:ascii="Courier New" w:eastAsia="Times New Roman" w:hAnsi="Courier New" w:cs="Courier New"/>
+          <w:color w:val="080808"/>
+          <w:kern w:val="0"/>
+          <w:sz w:val="20"/>
+          <w:szCs w:val="20"/>
+          <w14:ligatures w14:val="none"/>
+        </w:rPr>
+      </w:pPr>
+      <w:r>
+        <w:rPr>
+          <w:rFonts w:ascii="Courier New" w:eastAsia="Times New Roman" w:hAnsi="Courier New" w:cs="Courier New"/>
+          <w:color w:val="080808"/>
+          <w:kern w:val="0"/>
+          <w:sz w:val="20"/>
+          <w:szCs w:val="20"/>
+          <w14:ligatures w14:val="none"/>
+        </w:rPr>
+        <w:tab/>
+        <w:t xml:space="preserve">      return False</w:t>
+      </w:r>
+      <w:r>
+        <w:rPr>
+          <w:rFonts w:ascii="Courier New" w:eastAsia="Times New Roman" w:hAnsi="Courier New" w:cs="Courier New"/>
+          <w:color w:val="080808"/>
+          <w:kern w:val="0"/>
+          <w:sz w:val="20"/>
+          <w:szCs w:val="20"/>
+          <w14:ligatures w14:val="none"/>
+        </w:rPr>
+        <w:br/>
+      </w:r>
+      <w:r>
+        <w:rPr>
+          <w:rFonts w:ascii="Courier New" w:eastAsia="Times New Roman" w:hAnsi="Courier New" w:cs="Courier New"/>
+          <w:color w:val="080808"/>
+          <w:kern w:val="0"/>
+          <w:sz w:val="20"/>
+          <w:szCs w:val="20"/>
+          <w14:ligatures w14:val="none"/>
+        </w:rPr>
+        <w:br/>
+      </w:r>
+      <w:r>
+        <w:rPr>
+          <w:rFonts w:ascii="Courier New" w:eastAsia="Times New Roman" w:hAnsi="Courier New" w:cs="Courier New"/>
+          <w:color w:val="080808"/>
+          <w:kern w:val="0"/>
+          <w:sz w:val="20"/>
+          <w:szCs w:val="20"/>
+          <w14:ligatures w14:val="none"/>
+        </w:rPr>
+        <w:lastRenderedPageBreak/>
+        <w:t xml:space="preserve">3. Function Name: </w:t>
+      </w:r>
+      <w:r>
+        <w:rPr>
+          <w:rFonts w:ascii="Courier New" w:eastAsia="Times New Roman" w:hAnsi="Courier New" w:cs="Courier New"/>
+          <w:color w:val="080808"/>
+          <w:kern w:val="0"/>
+          <w:sz w:val="20"/>
+          <w:szCs w:val="20"/>
+          <w14:ligatures w14:val="none"/>
+        </w:rPr>
+        <w:t>verify</w:t>
+      </w:r>
+      <w:r>
+        <w:rPr>
+          <w:rFonts w:ascii="Courier New" w:eastAsia="Times New Roman" w:hAnsi="Courier New" w:cs="Courier New"/>
+          <w:color w:val="080808"/>
+          <w:kern w:val="0"/>
+          <w:sz w:val="20"/>
+          <w:szCs w:val="20"/>
+          <w14:ligatures w14:val="none"/>
+        </w:rPr>
+        <w:t>_zip</w:t>
+      </w:r>
+      <w:r>
+        <w:rPr>
+          <w:rFonts w:ascii="Courier New" w:eastAsia="Times New Roman" w:hAnsi="Courier New" w:cs="Courier New"/>
+          <w:color w:val="080808"/>
+          <w:kern w:val="0"/>
+          <w:sz w:val="20"/>
+          <w:szCs w:val="20"/>
+          <w14:ligatures w14:val="none"/>
+        </w:rPr>
+        <w:t>_</w:t>
+      </w:r>
+      <w:r>
+        <w:rPr>
+          <w:rFonts w:ascii="Courier New" w:eastAsia="Times New Roman" w:hAnsi="Courier New" w:cs="Courier New"/>
+          <w:color w:val="080808"/>
+          <w:kern w:val="0"/>
+          <w:sz w:val="20"/>
+          <w:szCs w:val="20"/>
+          <w14:ligatures w14:val="none"/>
+        </w:rPr>
+        <w:t>code(</w:t>
+      </w:r>
+      <w:r>
+        <w:rPr>
+          <w:rFonts w:ascii="Courier New" w:eastAsia="Times New Roman" w:hAnsi="Courier New" w:cs="Courier New"/>
+          <w:color w:val="080808"/>
+          <w:kern w:val="0"/>
+          <w:sz w:val="20"/>
+          <w:szCs w:val="20"/>
+          <w14:ligatures w14:val="none"/>
+        </w:rPr>
+        <w:t>zip_code</w:t>
+      </w:r>
+      <w:r>
+        <w:rPr>
+          <w:rFonts w:ascii="Courier New" w:eastAsia="Times New Roman" w:hAnsi="Courier New" w:cs="Courier New"/>
+          <w:color w:val="080808"/>
+          <w:kern w:val="0"/>
+          <w:sz w:val="20"/>
+          <w:szCs w:val="20"/>
+          <w14:ligatures w14:val="none"/>
+        </w:rPr>
+        <w:t>)</w:t>
+      </w:r>
+      <w:r>
+        <w:rPr>
+          <w:rFonts w:ascii="Courier New" w:eastAsia="Times New Roman" w:hAnsi="Courier New" w:cs="Courier New"/>
+          <w:color w:val="080808"/>
+          <w:kern w:val="0"/>
+          <w:sz w:val="20"/>
+          <w:szCs w:val="20"/>
+          <w14:ligatures w14:val="none"/>
+        </w:rPr>
+        <w:br/>
+      </w:r>
+      <w:r>
+        <w:rPr>
+          <w:rFonts w:ascii="Courier New" w:eastAsia="Times New Roman" w:hAnsi="Courier New" w:cs="Courier New"/>
+          <w:color w:val="080808"/>
+          <w:kern w:val="0"/>
+          <w:sz w:val="20"/>
+          <w:szCs w:val="20"/>
+          <w14:ligatures w14:val="none"/>
+        </w:rPr>
+        <w:br/>
+        <w:t xml:space="preserve">   Description:</w:t>
+      </w:r>
+      <w:r>
+        <w:rPr>
+          <w:rFonts w:ascii="Courier New" w:eastAsia="Times New Roman" w:hAnsi="Courier New" w:cs="Courier New"/>
+          <w:color w:val="080808"/>
+          <w:kern w:val="0"/>
+          <w:sz w:val="20"/>
+          <w:szCs w:val="20"/>
+          <w14:ligatures w14:val="none"/>
+        </w:rPr>
+        <w:br/>
+      </w:r>
+      <w:r>
+        <w:rPr>
+          <w:rFonts w:ascii="Courier New" w:eastAsia="Times New Roman" w:hAnsi="Courier New" w:cs="Courier New"/>
+          <w:color w:val="080808"/>
+          <w:kern w:val="0"/>
+          <w:sz w:val="20"/>
+          <w:szCs w:val="20"/>
+          <w14:ligatures w14:val="none"/>
+        </w:rPr>
+        <w:t xml:space="preserve">     - </w:t>
+      </w:r>
+      <w:r>
+        <w:rPr>
+          <w:rFonts w:ascii="Courier New" w:eastAsia="Times New Roman" w:hAnsi="Courier New" w:cs="Courier New"/>
+          <w:color w:val="080808"/>
+          <w:kern w:val="0"/>
+          <w:sz w:val="20"/>
+          <w:szCs w:val="20"/>
+          <w14:ligatures w14:val="none"/>
+        </w:rPr>
+        <w:t>C</w:t>
+      </w:r>
+      <w:r>
+        <w:rPr>
+          <w:rFonts w:ascii="Courier New" w:eastAsia="Times New Roman" w:hAnsi="Courier New" w:cs="Courier New"/>
+          <w:color w:val="080808"/>
+          <w:kern w:val="0"/>
+          <w:sz w:val="20"/>
+          <w:szCs w:val="20"/>
+          <w14:ligatures w14:val="none"/>
+        </w:rPr>
+        <w:t>reate</w:t>
+      </w:r>
+      <w:r>
+        <w:rPr>
+          <w:rFonts w:ascii="Courier New" w:eastAsia="Times New Roman" w:hAnsi="Courier New" w:cs="Courier New"/>
+          <w:color w:val="080808"/>
+          <w:kern w:val="0"/>
+          <w:sz w:val="20"/>
+          <w:szCs w:val="20"/>
+          <w14:ligatures w14:val="none"/>
+        </w:rPr>
+        <w:t xml:space="preserve"> a regular expression pattern that matches 3 digits, a dash, </w:t>
+      </w:r>
+    </w:p>
+    <w:p>
+      <w:pPr>
+        <w:shd w:val="clear" w:color="auto" w:fill="FFFFFF"/>
+        <w:tabs>
+          <w:tab w:val="left" w:pos="916"/>
+          <w:tab w:val="left" w:pos="1832"/>
+          <w:tab w:val="left" w:pos="2748"/>
+          <w:tab w:val="left" w:pos="3664"/>
+          <w:tab w:val="left" w:pos="4580"/>
+          <w:tab w:val="left" w:pos="5496"/>
+          <w:tab w:val="left" w:pos="6412"/>
+          <w:tab w:val="left" w:pos="7328"/>
+          <w:tab w:val="left" w:pos="8244"/>
+          <w:tab w:val="left" w:pos="9160"/>
+          <w:tab w:val="left" w:pos="10076"/>
+          <w:tab w:val="left" w:pos="10992"/>
+          <w:tab w:val="left" w:pos="11908"/>
+          <w:tab w:val="left" w:pos="12824"/>
+          <w:tab w:val="left" w:pos="13740"/>
+          <w:tab w:val="left" w:pos="14656"/>
+        </w:tabs>
+        <w:spacing w:after="240" w:line="240" w:lineRule="auto"/>
+        <w:contextualSpacing/>
+        <w:rPr>
+          <w:rFonts w:ascii="Courier New" w:eastAsia="Times New Roman" w:hAnsi="Courier New" w:cs="Courier New"/>
+          <w:color w:val="080808"/>
+          <w:kern w:val="0"/>
+          <w:sz w:val="20"/>
+          <w:szCs w:val="20"/>
+          <w14:ligatures w14:val="none"/>
+        </w:rPr>
+      </w:pPr>
+      <w:r>
+        <w:rPr>
+          <w:rFonts w:ascii="Courier New" w:eastAsia="Times New Roman" w:hAnsi="Courier New" w:cs="Courier New"/>
+          <w:color w:val="080808"/>
+          <w:kern w:val="0"/>
+          <w:sz w:val="20"/>
+          <w:szCs w:val="20"/>
+          <w14:ligatures w14:val="none"/>
+        </w:rPr>
+        <w:t xml:space="preserve">       2</w:t>
+      </w:r>
+      <w:r>
+        <w:rPr>
+          <w:rFonts w:ascii="Courier New" w:eastAsia="Times New Roman" w:hAnsi="Courier New" w:cs="Courier New"/>
+          <w:color w:val="080808"/>
+          <w:kern w:val="0"/>
+          <w:sz w:val="20"/>
+          <w:szCs w:val="20"/>
+          <w14:ligatures w14:val="none"/>
+        </w:rPr>
+        <w:t xml:space="preserve"> digits, another dash, and 4 digits.</w:t>
+      </w:r>
+      <w:r>
+        <w:rPr>
+          <w:rFonts w:ascii="Courier New" w:eastAsia="Times New Roman" w:hAnsi="Courier New" w:cs="Courier New"/>
+          <w:color w:val="080808"/>
+          <w:kern w:val="0"/>
+          <w:sz w:val="20"/>
+          <w:szCs w:val="20"/>
+          <w14:ligatures w14:val="none"/>
+        </w:rPr>
+        <w:br/>
+        <w:t xml:space="preserve">     - Checks if the entire input string exactly matches the pattern</w:t>
+      </w:r>
+      <w:r>
+        <w:rPr>
+          <w:rFonts w:ascii="Courier New" w:eastAsia="Times New Roman" w:hAnsi="Courier New" w:cs="Courier New"/>
+          <w:color w:val="080808"/>
+          <w:kern w:val="0"/>
+          <w:sz w:val="20"/>
+          <w:szCs w:val="20"/>
+          <w14:ligatures w14:val="none"/>
+        </w:rPr>
+        <w:br/>
+        <w:t xml:space="preserve">     - If the input matches the pattern, is_valid_</w:t>
+      </w:r>
+      <w:r>
+        <w:rPr>
+          <w:rFonts w:ascii="Courier New" w:eastAsia="Times New Roman" w:hAnsi="Courier New" w:cs="Courier New"/>
+          <w:color w:val="080808"/>
+          <w:kern w:val="0"/>
+          <w:sz w:val="20"/>
+          <w:szCs w:val="20"/>
+          <w14:ligatures w14:val="none"/>
+        </w:rPr>
+        <w:t>zip_code</w:t>
+      </w:r>
+      <w:r>
+        <w:rPr>
+          <w:rFonts w:ascii="Courier New" w:eastAsia="Times New Roman" w:hAnsi="Courier New" w:cs="Courier New"/>
+          <w:color w:val="080808"/>
+          <w:kern w:val="0"/>
+          <w:sz w:val="20"/>
+          <w:szCs w:val="20"/>
+          <w14:ligatures w14:val="none"/>
+        </w:rPr>
+        <w:t xml:space="preserve"> is truthy</w:t>
+      </w:r>
+      <w:r>
+        <w:rPr>
+          <w:rFonts w:ascii="Courier New" w:eastAsia="Times New Roman" w:hAnsi="Courier New" w:cs="Courier New"/>
+          <w:color w:val="080808"/>
+          <w:kern w:val="0"/>
+          <w:sz w:val="20"/>
+          <w:szCs w:val="20"/>
+          <w14:ligatures w14:val="none"/>
+        </w:rPr>
+        <w:br/>
+        <w:t xml:space="preserve">     - Returns the matched string (the</w:t>
+      </w:r>
+      <w:r>
+        <w:rPr>
+          <w:rFonts w:ascii="Courier New" w:eastAsia="Times New Roman" w:hAnsi="Courier New" w:cs="Courier New"/>
+          <w:color w:val="080808"/>
+          <w:kern w:val="0"/>
+          <w:sz w:val="20"/>
+          <w:szCs w:val="20"/>
+          <w14:ligatures w14:val="none"/>
+        </w:rPr>
+        <w:t xml:space="preserve"> zip code</w:t>
+      </w:r>
+      <w:r>
+        <w:rPr>
+          <w:rFonts w:ascii="Courier New" w:eastAsia="Times New Roman" w:hAnsi="Courier New" w:cs="Courier New"/>
+          <w:color w:val="080808"/>
+          <w:kern w:val="0"/>
+          <w:sz w:val="20"/>
+          <w:szCs w:val="20"/>
+          <w14:ligatures w14:val="none"/>
+        </w:rPr>
+        <w:t>).</w:t>
+      </w:r>
+      <w:r>
+        <w:rPr>
+          <w:rFonts w:ascii="Courier New" w:eastAsia="Times New Roman" w:hAnsi="Courier New" w:cs="Courier New"/>
+          <w:color w:val="080808"/>
+          <w:kern w:val="0"/>
+          <w:sz w:val="20"/>
+          <w:szCs w:val="20"/>
+          <w14:ligatures w14:val="none"/>
+        </w:rPr>
+        <w:br/>
+        <w:t xml:space="preserve">     - Exits the loop and the surrounding function</w:t>
+      </w:r>
+      <w:r>
+        <w:rPr>
+          <w:rFonts w:ascii="Courier New" w:eastAsia="Times New Roman" w:hAnsi="Courier New" w:cs="Courier New"/>
+          <w:color w:val="080808"/>
+          <w:kern w:val="0"/>
+          <w:sz w:val="20"/>
+          <w:szCs w:val="20"/>
+          <w14:ligatures w14:val="none"/>
+        </w:rPr>
+        <w:br/>
+        <w:t xml:space="preserve">     - If the input doesn't match</w:t>
+      </w:r>
+      <w:r>
+        <w:rPr>
+          <w:rFonts w:ascii="Courier New" w:eastAsia="Times New Roman" w:hAnsi="Courier New" w:cs="Courier New"/>
+          <w:color w:val="080808"/>
+          <w:kern w:val="0"/>
+          <w:sz w:val="20"/>
+          <w:szCs w:val="20"/>
+          <w14:ligatures w14:val="none"/>
+        </w:rPr>
+        <w:t>, return False</w:t>
+      </w:r>
+      <w:r>
+        <w:rPr>
+          <w:rFonts w:ascii="Courier New" w:eastAsia="Times New Roman" w:hAnsi="Courier New" w:cs="Courier New"/>
+          <w:color w:val="080808"/>
+          <w:kern w:val="0"/>
+          <w:sz w:val="20"/>
+          <w:szCs w:val="20"/>
+          <w14:ligatures w14:val="none"/>
+        </w:rPr>
+        <w:br/>
+      </w:r>
+      <w:r>
+        <w:rPr>
+          <w:rFonts w:ascii="Courier New" w:eastAsia="Times New Roman" w:hAnsi="Courier New" w:cs="Courier New"/>
+          <w:color w:val="080808"/>
+          <w:kern w:val="0"/>
+          <w:sz w:val="20"/>
+          <w:szCs w:val="20"/>
+          <w14:ligatures w14:val="none"/>
+        </w:rPr>
+        <w:br/>
+        <w:t xml:space="preserve">     </w:t>
+      </w:r>
+      <w:r>
+        <w:rPr>
+          <w:rFonts w:ascii="Courier New" w:eastAsia="Times New Roman" w:hAnsi="Courier New" w:cs="Courier New"/>
+          <w:color w:val="080808"/>
+          <w:kern w:val="0"/>
+          <w:sz w:val="20"/>
+          <w:szCs w:val="20"/>
+          <w14:ligatures w14:val="none"/>
+        </w:rPr>
+        <w:br/>
+        <w:t xml:space="preserve">     Parameters: </w:t>
+      </w:r>
+      <w:r>
+        <w:rPr>
+          <w:rFonts w:ascii="Courier New" w:eastAsia="Times New Roman" w:hAnsi="Courier New" w:cs="Courier New"/>
+          <w:color w:val="080808"/>
+          <w:kern w:val="0"/>
+          <w:sz w:val="20"/>
+          <w:szCs w:val="20"/>
+          <w14:ligatures w14:val="none"/>
+        </w:rPr>
+        <w:t>zip_code is the user input.  This needs to verify if the user</w:t>
+      </w:r>
+    </w:p>
+    <w:p>
+      <w:pPr>
+        <w:shd w:val="clear" w:color="auto" w:fill="FFFFFF"/>
+        <w:tabs>
+          <w:tab w:val="left" w:pos="916"/>
+          <w:tab w:val="left" w:pos="1832"/>
+          <w:tab w:val="left" w:pos="2748"/>
+          <w:tab w:val="left" w:pos="3664"/>
+          <w:tab w:val="left" w:pos="4580"/>
+          <w:tab w:val="left" w:pos="5496"/>
+          <w:tab w:val="left" w:pos="6412"/>
+          <w:tab w:val="left" w:pos="7328"/>
+          <w:tab w:val="left" w:pos="8244"/>
+          <w:tab w:val="left" w:pos="9160"/>
+          <w:tab w:val="left" w:pos="10076"/>
+          <w:tab w:val="left" w:pos="10992"/>
+          <w:tab w:val="left" w:pos="11908"/>
+          <w:tab w:val="left" w:pos="12824"/>
+          <w:tab w:val="left" w:pos="13740"/>
+          <w:tab w:val="left" w:pos="14656"/>
+        </w:tabs>
+        <w:spacing w:after="240" w:line="240" w:lineRule="auto"/>
+        <w:contextualSpacing/>
+        <w:rPr>
+          <w:rFonts w:ascii="Courier New" w:eastAsia="Times New Roman" w:hAnsi="Courier New" w:cs="Courier New"/>
+          <w:color w:val="080808"/>
+          <w:kern w:val="0"/>
+          <w:sz w:val="20"/>
+          <w:szCs w:val="20"/>
+          <w14:ligatures w14:val="none"/>
+        </w:rPr>
+      </w:pPr>
+      <w:r>
+        <w:rPr>
+          <w:rFonts w:ascii="Courier New" w:eastAsia="Times New Roman" w:hAnsi="Courier New" w:cs="Courier New"/>
+          <w:color w:val="080808"/>
+          <w:kern w:val="0"/>
+          <w:sz w:val="20"/>
+          <w:szCs w:val="20"/>
+          <w14:ligatures w14:val="none"/>
+        </w:rPr>
+        <w:t xml:space="preserve">     enter a valid ZIP code number format.</w:t>
+      </w:r>
+      <w:r>
+        <w:rPr>
+          <w:rFonts w:ascii="Courier New" w:eastAsia="Times New Roman" w:hAnsi="Courier New" w:cs="Courier New"/>
+          <w:color w:val="080808"/>
+          <w:kern w:val="0"/>
+          <w:sz w:val="20"/>
+          <w:szCs w:val="20"/>
+          <w14:ligatures w14:val="none"/>
+        </w:rPr>
+        <w:br/>
+      </w:r>
+      <w:r>
+        <w:rPr>
+          <w:rFonts w:ascii="Courier New" w:eastAsia="Times New Roman" w:hAnsi="Courier New" w:cs="Courier New"/>
+          <w:color w:val="080808"/>
+          <w:kern w:val="0"/>
+          <w:sz w:val="20"/>
+          <w:szCs w:val="20"/>
+          <w14:ligatures w14:val="none"/>
+        </w:rPr>
+        <w:br/>
+        <w:t xml:space="preserve">     </w:t>
+      </w:r>
+      <w:r>
+        <w:rPr>
+          <w:rFonts w:ascii="Courier New" w:eastAsia="Times New Roman" w:hAnsi="Courier New" w:cs="Courier New"/>
+          <w:color w:val="080808"/>
+          <w:kern w:val="0"/>
+          <w:sz w:val="20"/>
+          <w:szCs w:val="20"/>
+          <w14:ligatures w14:val="none"/>
+        </w:rPr>
+        <w:br/>
+        <w:t xml:space="preserve">     Variables: </w:t>
+      </w:r>
+      <w:r>
+        <w:rPr>
+          <w:rFonts w:ascii="Courier New" w:eastAsia="Times New Roman" w:hAnsi="Courier New" w:cs="Courier New"/>
+          <w:color w:val="080808"/>
+          <w:kern w:val="0"/>
+          <w:sz w:val="20"/>
+          <w:szCs w:val="20"/>
+          <w14:ligatures w14:val="none"/>
+        </w:rPr>
+        <w:br/>
+        <w:t xml:space="preserve">     The input is stored as a string in the variable ssn,</w:t>
+      </w:r>
+      <w:r>
+        <w:rPr>
+          <w:rFonts w:ascii="Courier New" w:eastAsia="Times New Roman" w:hAnsi="Courier New" w:cs="Courier New"/>
+          <w:color w:val="080808"/>
+          <w:kern w:val="0"/>
+          <w:sz w:val="20"/>
+          <w:szCs w:val="20"/>
+          <w14:ligatures w14:val="none"/>
+        </w:rPr>
+        <w:br/>
+        <w:t xml:space="preserve">     Use ssn_format variable to </w:t>
+      </w:r>
+      <w:r>
+        <w:rPr>
+          <w:rFonts w:ascii="Courier New" w:eastAsia="Times New Roman" w:hAnsi="Courier New" w:cs="Courier New"/>
+          <w:color w:val="080808"/>
+          <w:kern w:val="0"/>
+          <w:sz w:val="20"/>
+          <w:szCs w:val="20"/>
+          <w14:ligatures w14:val="none"/>
+        </w:rPr>
+        <w:t>create</w:t>
+      </w:r>
+      <w:r>
+        <w:rPr>
+          <w:rFonts w:ascii="Courier New" w:eastAsia="Times New Roman" w:hAnsi="Courier New" w:cs="Courier New"/>
+          <w:color w:val="080808"/>
+          <w:kern w:val="0"/>
+          <w:sz w:val="20"/>
+          <w:szCs w:val="20"/>
+          <w14:ligatures w14:val="none"/>
+        </w:rPr>
+        <w:t xml:space="preserve"> a regular expression object for reuse,</w:t>
+      </w:r>
+      <w:r>
+        <w:rPr>
+          <w:rFonts w:ascii="Courier New" w:eastAsia="Times New Roman" w:hAnsi="Courier New" w:cs="Courier New"/>
+          <w:color w:val="080808"/>
+          <w:kern w:val="0"/>
+          <w:sz w:val="20"/>
+          <w:szCs w:val="20"/>
+          <w14:ligatures w14:val="none"/>
+        </w:rPr>
+        <w:br/>
+        <w:t xml:space="preserve">     if the input matches, the variable is_valid_</w:t>
+      </w:r>
+      <w:r>
+        <w:rPr>
+          <w:rFonts w:ascii="Courier New" w:eastAsia="Times New Roman" w:hAnsi="Courier New" w:cs="Courier New"/>
+          <w:color w:val="080808"/>
+          <w:kern w:val="0"/>
+          <w:sz w:val="20"/>
+          <w:szCs w:val="20"/>
+          <w14:ligatures w14:val="none"/>
+        </w:rPr>
+        <w:t>zip_code</w:t>
+      </w:r>
+      <w:r>
+        <w:rPr>
+          <w:rFonts w:ascii="Courier New" w:eastAsia="Times New Roman" w:hAnsi="Courier New" w:cs="Courier New"/>
+          <w:color w:val="080808"/>
+          <w:kern w:val="0"/>
+          <w:sz w:val="20"/>
+          <w:szCs w:val="20"/>
+          <w14:ligatures w14:val="none"/>
+        </w:rPr>
+        <w:t xml:space="preserve"> will be a match object</w:t>
+      </w:r>
+    </w:p>
+    <w:p>
+      <w:pPr>
+        <w:shd w:val="clear" w:color="auto" w:fill="FFFFFF"/>
+        <w:tabs>
+          <w:tab w:val="left" w:pos="916"/>
+          <w:tab w:val="left" w:pos="1832"/>
+          <w:tab w:val="left" w:pos="2748"/>
+          <w:tab w:val="left" w:pos="3664"/>
+          <w:tab w:val="left" w:pos="4580"/>
+          <w:tab w:val="left" w:pos="5496"/>
+          <w:tab w:val="left" w:pos="6412"/>
+          <w:tab w:val="left" w:pos="7328"/>
+          <w:tab w:val="left" w:pos="8244"/>
+          <w:tab w:val="left" w:pos="9160"/>
+          <w:tab w:val="left" w:pos="10076"/>
+          <w:tab w:val="left" w:pos="10992"/>
+          <w:tab w:val="left" w:pos="11908"/>
+          <w:tab w:val="left" w:pos="12824"/>
+          <w:tab w:val="left" w:pos="13740"/>
+          <w:tab w:val="left" w:pos="14656"/>
+        </w:tabs>
+        <w:spacing w:after="240" w:line="240" w:lineRule="auto"/>
+        <w:contextualSpacing/>
+        <w:rPr>
+          <w:rFonts w:ascii="Courier New" w:eastAsia="Times New Roman" w:hAnsi="Courier New" w:cs="Courier New"/>
+          <w:color w:val="080808"/>
+          <w:kern w:val="0"/>
+          <w:sz w:val="20"/>
+          <w:szCs w:val="20"/>
+          <w14:ligatures w14:val="none"/>
+        </w:rPr>
+      </w:pPr>
+      <w:r>
+        <w:rPr>
+          <w:rFonts w:ascii="Courier New" w:eastAsia="Times New Roman" w:hAnsi="Courier New" w:cs="Courier New"/>
+          <w:color w:val="080808"/>
+          <w:kern w:val="0"/>
+          <w:sz w:val="20"/>
+          <w:szCs w:val="20"/>
+          <w14:ligatures w14:val="none"/>
+        </w:rPr>
+        <w:t xml:space="preserve">     </w:t>
+      </w:r>
+      <w:r>
+        <w:rPr>
+          <w:rFonts w:ascii="Courier New" w:eastAsia="Times New Roman" w:hAnsi="Courier New" w:cs="Courier New"/>
+          <w:color w:val="080808"/>
+          <w:kern w:val="0"/>
+          <w:sz w:val="20"/>
+          <w:szCs w:val="20"/>
+          <w14:ligatures w14:val="none"/>
+        </w:rPr>
+        <w:t>otherwise</w:t>
+      </w:r>
+      <w:r>
+        <w:rPr>
+          <w:rFonts w:ascii="Courier New" w:eastAsia="Times New Roman" w:hAnsi="Courier New" w:cs="Courier New"/>
+          <w:color w:val="080808"/>
+          <w:kern w:val="0"/>
+          <w:sz w:val="20"/>
+          <w:szCs w:val="20"/>
+          <w14:ligatures w14:val="none"/>
+        </w:rPr>
+        <w:t xml:space="preserve">, </w:t>
+      </w:r>
+      <w:r>
+        <w:rPr>
+          <w:rFonts w:ascii="Courier New" w:eastAsia="Times New Roman" w:hAnsi="Courier New" w:cs="Courier New"/>
+          <w:color w:val="080808"/>
+          <w:kern w:val="0"/>
+          <w:sz w:val="20"/>
+          <w:szCs w:val="20"/>
+          <w14:ligatures w14:val="none"/>
+        </w:rPr>
+        <w:t xml:space="preserve">None  </w:t>
+      </w:r>
+      <w:r>
+        <w:rPr>
+          <w:rFonts w:ascii="Courier New" w:eastAsia="Times New Roman" w:hAnsi="Courier New" w:cs="Courier New"/>
+          <w:color w:val="080808"/>
+          <w:kern w:val="0"/>
+          <w:sz w:val="20"/>
+          <w:szCs w:val="20"/>
+          <w14:ligatures w14:val="none"/>
+        </w:rPr>
+        <w:t xml:space="preserve"> </w:t>
+      </w:r>
+      <w:r>
+        <w:rPr>
+          <w:rFonts w:ascii="Courier New" w:eastAsia="Times New Roman" w:hAnsi="Courier New" w:cs="Courier New"/>
+          <w:color w:val="080808"/>
+          <w:kern w:val="0"/>
+          <w:sz w:val="20"/>
+          <w:szCs w:val="20"/>
+          <w14:ligatures w14:val="none"/>
+        </w:rPr>
+        <w:br/>
+        <w:t xml:space="preserve">     </w:t>
+      </w:r>
+      <w:r>
+        <w:rPr>
+          <w:rFonts w:ascii="Courier New" w:eastAsia="Times New Roman" w:hAnsi="Courier New" w:cs="Courier New"/>
+          <w:color w:val="080808"/>
+          <w:kern w:val="0"/>
+          <w:sz w:val="20"/>
+          <w:szCs w:val="20"/>
+          <w14:ligatures w14:val="none"/>
+        </w:rPr>
+        <w:br/>
+        <w:t xml:space="preserve">     Parameters: </w:t>
+      </w:r>
+      <w:r>
+        <w:rPr>
+          <w:rFonts w:ascii="Courier New" w:eastAsia="Times New Roman" w:hAnsi="Courier New" w:cs="Courier New"/>
+          <w:color w:val="080808"/>
+          <w:kern w:val="0"/>
+          <w:sz w:val="20"/>
+          <w:szCs w:val="20"/>
+          <w14:ligatures w14:val="none"/>
+        </w:rPr>
+        <w:t>zip_code</w:t>
+      </w:r>
+      <w:r>
+        <w:rPr>
+          <w:rFonts w:ascii="Courier New" w:eastAsia="Times New Roman" w:hAnsi="Courier New" w:cs="Courier New"/>
+          <w:color w:val="080808"/>
+          <w:kern w:val="0"/>
+          <w:sz w:val="20"/>
+          <w:szCs w:val="20"/>
+          <w14:ligatures w14:val="none"/>
+        </w:rPr>
+        <w:br/>
+        <w:t xml:space="preserve">     </w:t>
+      </w:r>
+      <w:r>
+        <w:rPr>
+          <w:rFonts w:ascii="Courier New" w:eastAsia="Times New Roman" w:hAnsi="Courier New" w:cs="Courier New"/>
+          <w:color w:val="080808"/>
+          <w:kern w:val="0"/>
+          <w:sz w:val="20"/>
+          <w:szCs w:val="20"/>
+          <w14:ligatures w14:val="none"/>
+        </w:rPr>
+        <w:br/>
+        <w:t xml:space="preserve">     Variables: </w:t>
+      </w:r>
+      <w:r>
+        <w:rPr>
+          <w:rFonts w:ascii="Courier New" w:eastAsia="Times New Roman" w:hAnsi="Courier New" w:cs="Courier New"/>
+          <w:color w:val="080808"/>
+          <w:kern w:val="0"/>
+          <w:sz w:val="20"/>
+          <w:szCs w:val="20"/>
+          <w14:ligatures w14:val="none"/>
+        </w:rPr>
+        <w:br/>
+        <w:t xml:space="preserve">     The input is stored as a string in the variable zip_code,</w:t>
+      </w:r>
+      <w:r>
+        <w:rPr>
+          <w:rFonts w:ascii="Courier New" w:eastAsia="Times New Roman" w:hAnsi="Courier New" w:cs="Courier New"/>
+          <w:color w:val="080808"/>
+          <w:kern w:val="0"/>
+          <w:sz w:val="20"/>
+          <w:szCs w:val="20"/>
+          <w14:ligatures w14:val="none"/>
+        </w:rPr>
+        <w:br/>
+        <w:t xml:space="preserve">     Use zip_code_format variable to creates a regular expression object for reuse,</w:t>
+      </w:r>
+      <w:r>
+        <w:rPr>
+          <w:rFonts w:ascii="Courier New" w:eastAsia="Times New Roman" w:hAnsi="Courier New" w:cs="Courier New"/>
+          <w:color w:val="080808"/>
+          <w:kern w:val="0"/>
+          <w:sz w:val="20"/>
+          <w:szCs w:val="20"/>
+          <w14:ligatures w14:val="none"/>
+        </w:rPr>
+        <w:br/>
+        <w:t xml:space="preserve">     if the input matches, the variable is_valid_zip_code will be a match object</w:t>
+      </w:r>
+    </w:p>
+    <w:p>
+      <w:pPr>
+        <w:shd w:val="clear" w:color="auto" w:fill="FFFFFF"/>
+        <w:tabs>
+          <w:tab w:val="left" w:pos="916"/>
+          <w:tab w:val="left" w:pos="1832"/>
+          <w:tab w:val="left" w:pos="2748"/>
+          <w:tab w:val="left" w:pos="3664"/>
+          <w:tab w:val="left" w:pos="4580"/>
+          <w:tab w:val="left" w:pos="5496"/>
+          <w:tab w:val="left" w:pos="6412"/>
+          <w:tab w:val="left" w:pos="7328"/>
+          <w:tab w:val="left" w:pos="8244"/>
+          <w:tab w:val="left" w:pos="9160"/>
+          <w:tab w:val="left" w:pos="10076"/>
+          <w:tab w:val="left" w:pos="10992"/>
+          <w:tab w:val="left" w:pos="11908"/>
+          <w:tab w:val="left" w:pos="12824"/>
+          <w:tab w:val="left" w:pos="13740"/>
+          <w:tab w:val="left" w:pos="14656"/>
+        </w:tabs>
+        <w:spacing w:after="240" w:line="240" w:lineRule="auto"/>
+        <w:contextualSpacing/>
+        <w:rPr>
+          <w:rFonts w:ascii="Courier New" w:eastAsia="Times New Roman" w:hAnsi="Courier New" w:cs="Courier New"/>
+          <w:color w:val="080808"/>
+          <w:kern w:val="0"/>
+          <w:sz w:val="20"/>
+          <w:szCs w:val="20"/>
+          <w14:ligatures w14:val="none"/>
+        </w:rPr>
+      </w:pPr>
+      <w:r>
+        <w:rPr>
+          <w:rFonts w:ascii="Courier New" w:eastAsia="Times New Roman" w:hAnsi="Courier New" w:cs="Courier New"/>
+          <w:color w:val="080808"/>
+          <w:kern w:val="0"/>
+          <w:sz w:val="20"/>
+          <w:szCs w:val="20"/>
+          <w14:ligatures w14:val="none"/>
+        </w:rPr>
+        <w:t xml:space="preserve">     </w:t>
+      </w:r>
+      <w:r>
+        <w:rPr>
+          <w:rFonts w:ascii="Courier New" w:eastAsia="Times New Roman" w:hAnsi="Courier New" w:cs="Courier New"/>
+          <w:color w:val="080808"/>
+          <w:kern w:val="0"/>
+          <w:sz w:val="20"/>
+          <w:szCs w:val="20"/>
+          <w14:ligatures w14:val="none"/>
+        </w:rPr>
+        <w:t>otherwise</w:t>
+      </w:r>
+      <w:r>
+        <w:rPr>
+          <w:rFonts w:ascii="Courier New" w:eastAsia="Times New Roman" w:hAnsi="Courier New" w:cs="Courier New"/>
+          <w:color w:val="080808"/>
+          <w:kern w:val="0"/>
+          <w:sz w:val="20"/>
+          <w:szCs w:val="20"/>
+          <w14:ligatures w14:val="none"/>
+        </w:rPr>
+        <w:t>,</w:t>
+      </w:r>
+      <w:r>
+        <w:rPr>
+          <w:rFonts w:ascii="Courier New" w:eastAsia="Times New Roman" w:hAnsi="Courier New" w:cs="Courier New"/>
+          <w:color w:val="080808"/>
+          <w:kern w:val="0"/>
+          <w:sz w:val="20"/>
+          <w:szCs w:val="20"/>
+          <w14:ligatures w14:val="none"/>
+        </w:rPr>
+        <w:t xml:space="preserve"> None  </w:t>
+      </w:r>
+      <w:r>
+        <w:rPr>
+          <w:rFonts w:ascii="Courier New" w:eastAsia="Times New Roman" w:hAnsi="Courier New" w:cs="Courier New"/>
+          <w:color w:val="080808"/>
+          <w:kern w:val="0"/>
+          <w:sz w:val="20"/>
+          <w:szCs w:val="20"/>
+          <w14:ligatures w14:val="none"/>
+        </w:rPr>
+        <w:t xml:space="preserve"> </w:t>
+      </w:r>
+      <w:r>
+        <w:rPr>
+          <w:rFonts w:ascii="Courier New" w:eastAsia="Times New Roman" w:hAnsi="Courier New" w:cs="Courier New"/>
+          <w:color w:val="080808"/>
+          <w:kern w:val="0"/>
+          <w:sz w:val="20"/>
+          <w:szCs w:val="20"/>
+          <w14:ligatures w14:val="none"/>
+        </w:rPr>
+        <w:br/>
+      </w:r>
+      <w:r>
+        <w:rPr>
+          <w:rFonts w:ascii="Courier New" w:eastAsia="Times New Roman" w:hAnsi="Courier New" w:cs="Courier New"/>
+          <w:color w:val="080808"/>
+          <w:kern w:val="0"/>
+          <w:sz w:val="20"/>
+          <w:szCs w:val="20"/>
+          <w14:ligatures w14:val="none"/>
+        </w:rPr>
+        <w:br/>
+        <w:t xml:space="preserve">    Returns: returns the valid ZIP code string in the format 34209 | 34209-1234.</w:t>
+      </w:r>
+      <w:r>
+        <w:rPr>
+          <w:rFonts w:ascii="Courier New" w:eastAsia="Times New Roman" w:hAnsi="Courier New" w:cs="Courier New"/>
+          <w:color w:val="080808"/>
+          <w:kern w:val="0"/>
+          <w:sz w:val="20"/>
+          <w:szCs w:val="20"/>
+          <w14:ligatures w14:val="none"/>
+        </w:rPr>
+        <w:br/>
+        <w:t xml:space="preserve">    </w:t>
+      </w:r>
+      <w:r>
+        <w:rPr>
+          <w:rFonts w:ascii="Courier New" w:eastAsia="Times New Roman" w:hAnsi="Courier New" w:cs="Courier New"/>
+          <w:color w:val="080808"/>
+          <w:kern w:val="0"/>
+          <w:sz w:val="20"/>
+          <w:szCs w:val="20"/>
+          <w14:ligatures w14:val="none"/>
+        </w:rPr>
+        <w:br/>
+        <w:t>Logical Steps:</w:t>
+      </w:r>
+      <w:r>
+        <w:rPr>
+          <w:rFonts w:ascii="Courier New" w:eastAsia="Times New Roman" w:hAnsi="Courier New" w:cs="Courier New"/>
+          <w:color w:val="080808"/>
+          <w:kern w:val="0"/>
+          <w:sz w:val="20"/>
+          <w:szCs w:val="20"/>
+          <w14:ligatures w14:val="none"/>
+        </w:rPr>
+        <w:br/>
+        <w:t xml:space="preserve">1.  </w:t>
+      </w:r>
+      <w:r>
+        <w:rPr>
+          <w:rFonts w:ascii="Courier New" w:eastAsia="Times New Roman" w:hAnsi="Courier New" w:cs="Courier New"/>
+          <w:color w:val="080808"/>
+          <w:kern w:val="0"/>
+          <w:sz w:val="20"/>
+          <w:szCs w:val="20"/>
+          <w14:ligatures w14:val="none"/>
+        </w:rPr>
+        <w:t xml:space="preserve">Start an infinite loop. </w:t>
+      </w:r>
+      <w:r>
+        <w:rPr>
+          <w:rFonts w:ascii="Courier New" w:eastAsia="Times New Roman" w:hAnsi="Courier New" w:cs="Courier New"/>
+          <w:color w:val="080808"/>
+          <w:kern w:val="0"/>
+          <w:sz w:val="20"/>
+          <w:szCs w:val="20"/>
+          <w14:ligatures w14:val="none"/>
+        </w:rPr>
+        <w:br/>
+        <w:t xml:space="preserve">2.  </w:t>
+      </w:r>
+      <w:r>
+        <w:rPr>
+          <w:rFonts w:ascii="Courier New" w:eastAsia="Times New Roman" w:hAnsi="Courier New" w:cs="Courier New"/>
+          <w:color w:val="080808"/>
+          <w:kern w:val="0"/>
+          <w:sz w:val="20"/>
+          <w:szCs w:val="20"/>
+          <w14:ligatures w14:val="none"/>
+        </w:rPr>
+        <w:t>Prompts for user to enter a phone number</w:t>
+      </w:r>
+      <w:r>
+        <w:rPr>
+          <w:rFonts w:ascii="Courier New" w:eastAsia="Times New Roman" w:hAnsi="Courier New" w:cs="Courier New"/>
+          <w:color w:val="080808"/>
+          <w:kern w:val="0"/>
+          <w:sz w:val="20"/>
+          <w:szCs w:val="20"/>
+          <w14:ligatures w14:val="none"/>
+        </w:rPr>
+        <w:br/>
+        <w:t xml:space="preserve">3.  </w:t>
+      </w:r>
+      <w:r>
+        <w:rPr>
+          <w:rFonts w:ascii="Courier New" w:eastAsia="Times New Roman" w:hAnsi="Courier New" w:cs="Courier New"/>
+          <w:color w:val="080808"/>
+          <w:kern w:val="0"/>
+          <w:sz w:val="20"/>
+          <w:szCs w:val="20"/>
+          <w14:ligatures w14:val="none"/>
+        </w:rPr>
+        <w:t xml:space="preserve">Call verify_phone_number function </w:t>
+      </w:r>
+      <w:r>
+        <w:rPr>
+          <w:rFonts w:ascii="Courier New" w:eastAsia="Times New Roman" w:hAnsi="Courier New" w:cs="Courier New"/>
+          <w:color w:val="080808"/>
+          <w:kern w:val="0"/>
+          <w:sz w:val="20"/>
+          <w:szCs w:val="20"/>
+          <w14:ligatures w14:val="none"/>
+        </w:rPr>
+        <w:t>and pass in phone number as an argument</w:t>
+      </w:r>
+    </w:p>
+    <w:p>
+      <w:pPr>
+        <w:shd w:val="clear" w:color="auto" w:fill="FFFFFF"/>
+        <w:tabs>
+          <w:tab w:val="left" w:pos="916"/>
+          <w:tab w:val="left" w:pos="1832"/>
+          <w:tab w:val="left" w:pos="2748"/>
+          <w:tab w:val="left" w:pos="3664"/>
+          <w:tab w:val="left" w:pos="4580"/>
+          <w:tab w:val="left" w:pos="5496"/>
+          <w:tab w:val="left" w:pos="6412"/>
+          <w:tab w:val="left" w:pos="7328"/>
+          <w:tab w:val="left" w:pos="8244"/>
+          <w:tab w:val="left" w:pos="9160"/>
+          <w:tab w:val="left" w:pos="10076"/>
+          <w:tab w:val="left" w:pos="10992"/>
+          <w:tab w:val="left" w:pos="11908"/>
+          <w:tab w:val="left" w:pos="12824"/>
+          <w:tab w:val="left" w:pos="13740"/>
+          <w:tab w:val="left" w:pos="14656"/>
+        </w:tabs>
+        <w:spacing w:after="240" w:line="240" w:lineRule="auto"/>
+        <w:contextualSpacing/>
+        <w:rPr>
+          <w:rFonts w:ascii="Courier New" w:eastAsia="Times New Roman" w:hAnsi="Courier New" w:cs="Courier New"/>
+          <w:color w:val="080808"/>
+          <w:kern w:val="0"/>
+          <w:sz w:val="20"/>
+          <w:szCs w:val="20"/>
+          <w14:ligatures w14:val="none"/>
+        </w:rPr>
+      </w:pPr>
+      <w:r>
+        <w:rPr>
+          <w:rFonts w:ascii="Courier New" w:eastAsia="Times New Roman" w:hAnsi="Courier New" w:cs="Courier New"/>
+          <w:color w:val="080808"/>
+          <w:kern w:val="0"/>
+          <w:sz w:val="20"/>
+          <w:szCs w:val="20"/>
+          <w14:ligatures w14:val="none"/>
+        </w:rPr>
+        <w:t xml:space="preserve">    for verification</w:t>
+      </w:r>
+      <w:r>
+        <w:rPr>
+          <w:rFonts w:ascii="Courier New" w:eastAsia="Times New Roman" w:hAnsi="Courier New" w:cs="Courier New"/>
+          <w:color w:val="080808"/>
+          <w:kern w:val="0"/>
+          <w:sz w:val="20"/>
+          <w:szCs w:val="20"/>
+          <w14:ligatures w14:val="none"/>
+        </w:rPr>
+        <w:br/>
+        <w:t xml:space="preserve">4.  </w:t>
+      </w:r>
+      <w:r>
+        <w:rPr>
+          <w:rFonts w:ascii="Courier New" w:eastAsia="Times New Roman" w:hAnsi="Courier New" w:cs="Courier New"/>
+          <w:color w:val="080808"/>
+          <w:kern w:val="0"/>
+          <w:sz w:val="20"/>
+          <w:szCs w:val="20"/>
+          <w14:ligatures w14:val="none"/>
+        </w:rPr>
+        <w:t xml:space="preserve">If </w:t>
+      </w:r>
+      <w:r>
+        <w:rPr>
+          <w:rFonts w:ascii="Courier New" w:eastAsia="Times New Roman" w:hAnsi="Courier New" w:cs="Courier New"/>
+          <w:color w:val="080808"/>
+          <w:kern w:val="0"/>
+          <w:sz w:val="20"/>
+          <w:szCs w:val="20"/>
+          <w14:ligatures w14:val="none"/>
+        </w:rPr>
+        <w:t>user entered a valid phone number format, exit loop else notify user for</w:t>
+      </w:r>
+    </w:p>
+    <w:p>
+      <w:pPr>
+        <w:shd w:val="clear" w:color="auto" w:fill="FFFFFF"/>
+        <w:tabs>
+          <w:tab w:val="left" w:pos="916"/>
+          <w:tab w:val="left" w:pos="1832"/>
+          <w:tab w:val="left" w:pos="2748"/>
+          <w:tab w:val="left" w:pos="3664"/>
+          <w:tab w:val="left" w:pos="4580"/>
+          <w:tab w:val="left" w:pos="5496"/>
+          <w:tab w:val="left" w:pos="6412"/>
+          <w:tab w:val="left" w:pos="7328"/>
+          <w:tab w:val="left" w:pos="8244"/>
+          <w:tab w:val="left" w:pos="9160"/>
+          <w:tab w:val="left" w:pos="10076"/>
+          <w:tab w:val="left" w:pos="10992"/>
+          <w:tab w:val="left" w:pos="11908"/>
+          <w:tab w:val="left" w:pos="12824"/>
+          <w:tab w:val="left" w:pos="13740"/>
+          <w:tab w:val="left" w:pos="14656"/>
+        </w:tabs>
+        <w:spacing w:after="240" w:line="240" w:lineRule="auto"/>
+        <w:contextualSpacing/>
+        <w:rPr>
+          <w:rFonts w:ascii="Courier New" w:eastAsia="Times New Roman" w:hAnsi="Courier New" w:cs="Courier New"/>
+          <w:color w:val="080808"/>
+          <w:kern w:val="0"/>
+          <w:sz w:val="20"/>
+          <w:szCs w:val="20"/>
+          <w14:ligatures w14:val="none"/>
+        </w:rPr>
+      </w:pPr>
+      <w:r>
+        <w:rPr>
+          <w:rFonts w:ascii="Courier New" w:eastAsia="Times New Roman" w:hAnsi="Courier New" w:cs="Courier New"/>
+          <w:color w:val="080808"/>
+          <w:kern w:val="0"/>
+          <w:sz w:val="20"/>
+          <w:szCs w:val="20"/>
+          <w14:ligatures w14:val="none"/>
+        </w:rPr>
+        <w:t xml:space="preserve">    invalid phone number and </w:t>
+      </w:r>
+      <w:r>
+        <w:rPr>
+          <w:rFonts w:ascii="Courier New" w:eastAsia="Times New Roman" w:hAnsi="Courier New" w:cs="Courier New"/>
+          <w:color w:val="080808"/>
+          <w:kern w:val="0"/>
+          <w:sz w:val="20"/>
+          <w:szCs w:val="20"/>
+          <w14:ligatures w14:val="none"/>
+        </w:rPr>
+        <w:t xml:space="preserve">keep </w:t>
+      </w:r>
+      <w:r>
+        <w:rPr>
+          <w:rFonts w:ascii="Courier New" w:eastAsia="Times New Roman" w:hAnsi="Courier New" w:cs="Courier New"/>
+          <w:color w:val="080808"/>
+          <w:kern w:val="0"/>
+          <w:sz w:val="20"/>
+          <w:szCs w:val="20"/>
+          <w14:ligatures w14:val="none"/>
+        </w:rPr>
+        <w:t xml:space="preserve">the loop </w:t>
+      </w:r>
+      <w:r>
+        <w:rPr>
+          <w:rFonts w:ascii="Courier New" w:eastAsia="Times New Roman" w:hAnsi="Courier New" w:cs="Courier New"/>
+          <w:color w:val="080808"/>
+          <w:kern w:val="0"/>
+          <w:sz w:val="20"/>
+          <w:szCs w:val="20"/>
+          <w14:ligatures w14:val="none"/>
+        </w:rPr>
+        <w:t>running</w:t>
+      </w:r>
+      <w:r>
+        <w:rPr>
+          <w:rFonts w:ascii="Courier New" w:eastAsia="Times New Roman" w:hAnsi="Courier New" w:cs="Courier New"/>
+          <w:color w:val="080808"/>
+          <w:kern w:val="0"/>
+          <w:sz w:val="20"/>
+          <w:szCs w:val="20"/>
+          <w14:ligatures w14:val="none"/>
+        </w:rPr>
+        <w:t xml:space="preserve"> </w:t>
+      </w:r>
+      <w:r>
+        <w:rPr>
+          <w:rFonts w:ascii="Courier New" w:eastAsia="Times New Roman" w:hAnsi="Courier New" w:cs="Courier New"/>
+          <w:color w:val="080808"/>
+          <w:kern w:val="0"/>
+          <w:sz w:val="20"/>
+          <w:szCs w:val="20"/>
+          <w14:ligatures w14:val="none"/>
+        </w:rPr>
+        <w:br/>
+      </w:r>
+      <w:r>
+        <w:rPr>
+          <w:rFonts w:ascii="Courier New" w:eastAsia="Times New Roman" w:hAnsi="Courier New" w:cs="Courier New"/>
+          <w:color w:val="080808"/>
+          <w:kern w:val="0"/>
+          <w:sz w:val="20"/>
+          <w:szCs w:val="20"/>
+          <w14:ligatures w14:val="none"/>
+        </w:rPr>
+        <w:t>6.  Repeat step 1 – 5 until user enter the valid social security number format</w:t>
+      </w:r>
+    </w:p>
+    <w:p>
+      <w:pPr>
+        <w:shd w:val="clear" w:color="auto" w:fill="FFFFFF"/>
+        <w:tabs>
+          <w:tab w:val="left" w:pos="916"/>
+          <w:tab w:val="left" w:pos="1832"/>
+          <w:tab w:val="left" w:pos="2748"/>
+          <w:tab w:val="left" w:pos="3664"/>
+          <w:tab w:val="left" w:pos="4580"/>
+          <w:tab w:val="left" w:pos="5496"/>
+          <w:tab w:val="left" w:pos="6412"/>
+          <w:tab w:val="left" w:pos="7328"/>
+          <w:tab w:val="left" w:pos="8244"/>
+          <w:tab w:val="left" w:pos="9160"/>
+          <w:tab w:val="left" w:pos="10076"/>
+          <w:tab w:val="left" w:pos="10992"/>
+          <w:tab w:val="left" w:pos="11908"/>
+          <w:tab w:val="left" w:pos="12824"/>
+          <w:tab w:val="left" w:pos="13740"/>
+          <w:tab w:val="left" w:pos="14656"/>
+        </w:tabs>
+        <w:spacing w:after="240" w:line="240" w:lineRule="auto"/>
+        <w:contextualSpacing/>
+        <w:rPr>
+          <w:rFonts w:ascii="Courier New" w:eastAsia="Times New Roman" w:hAnsi="Courier New" w:cs="Courier New"/>
+          <w:color w:val="080808"/>
+          <w:kern w:val="0"/>
+          <w:sz w:val="20"/>
+          <w:szCs w:val="20"/>
+          <w14:ligatures w14:val="none"/>
+        </w:rPr>
+      </w:pPr>
+      <w:r>
+        <w:rPr>
+          <w:rFonts w:ascii="Courier New" w:eastAsia="Times New Roman" w:hAnsi="Courier New" w:cs="Courier New"/>
+          <w:color w:val="080808"/>
+          <w:kern w:val="0"/>
+          <w:sz w:val="20"/>
+          <w:szCs w:val="20"/>
+          <w14:ligatures w14:val="none"/>
+        </w:rPr>
+        <w:t xml:space="preserve">7.  </w:t>
+      </w:r>
+      <w:r>
+        <w:rPr>
+          <w:rFonts w:ascii="Courier New" w:eastAsia="Times New Roman" w:hAnsi="Courier New" w:cs="Courier New"/>
+          <w:color w:val="080808"/>
+          <w:kern w:val="0"/>
+          <w:sz w:val="20"/>
+          <w:szCs w:val="20"/>
+          <w14:ligatures w14:val="none"/>
+        </w:rPr>
+        <w:t>Repeat step 1 – 5 until user enter the valid ZIP Code</w:t>
+      </w:r>
+    </w:p>
+    <w:p>
+      <w:pPr>
+        <w:shd w:val="clear" w:color="auto" w:fill="FFFFFF"/>
+        <w:tabs>
+          <w:tab w:val="left" w:pos="916"/>
+          <w:tab w:val="left" w:pos="1832"/>
+          <w:tab w:val="left" w:pos="2748"/>
+          <w:tab w:val="left" w:pos="3664"/>
+          <w:tab w:val="left" w:pos="4580"/>
+          <w:tab w:val="left" w:pos="5496"/>
+          <w:tab w:val="left" w:pos="6412"/>
+          <w:tab w:val="left" w:pos="7328"/>
+          <w:tab w:val="left" w:pos="8244"/>
+          <w:tab w:val="left" w:pos="9160"/>
+          <w:tab w:val="left" w:pos="10076"/>
+          <w:tab w:val="left" w:pos="10992"/>
+          <w:tab w:val="left" w:pos="11908"/>
+          <w:tab w:val="left" w:pos="12824"/>
+          <w:tab w:val="left" w:pos="13740"/>
+          <w:tab w:val="left" w:pos="14656"/>
+        </w:tabs>
+        <w:spacing w:after="240" w:line="240" w:lineRule="auto"/>
+        <w:contextualSpacing/>
+        <w:rPr>
+          <w:rFonts w:ascii="Courier New" w:eastAsia="Times New Roman" w:hAnsi="Courier New" w:cs="Courier New"/>
+          <w:color w:val="080808"/>
+          <w:kern w:val="0"/>
+          <w:sz w:val="20"/>
+          <w:szCs w:val="20"/>
+          <w14:ligatures w14:val="none"/>
+        </w:rPr>
+      </w:pPr>
+      <w:r>
+        <w:rPr>
+          <w:rFonts w:ascii="Courier New" w:eastAsia="Times New Roman" w:hAnsi="Courier New" w:cs="Courier New"/>
+          <w:color w:val="080808"/>
+          <w:kern w:val="0"/>
+          <w:sz w:val="20"/>
+          <w:szCs w:val="20"/>
+          <w14:ligatures w14:val="none"/>
+        </w:rPr>
+        <w:t>8.  Finally, print the user’s input summary</w:t>
+      </w:r>
+    </w:p>
+    <w:p>
+      <w:pPr>
+        <w:shd w:val="clear" w:color="auto" w:fill="FFFFFF"/>
+        <w:tabs>
+          <w:tab w:val="left" w:pos="916"/>
+          <w:tab w:val="left" w:pos="1832"/>
+          <w:tab w:val="left" w:pos="2748"/>
+          <w:tab w:val="left" w:pos="3664"/>
+          <w:tab w:val="left" w:pos="4580"/>
+          <w:tab w:val="left" w:pos="5496"/>
+          <w:tab w:val="left" w:pos="6412"/>
+          <w:tab w:val="left" w:pos="7328"/>
+          <w:tab w:val="left" w:pos="8244"/>
+          <w:tab w:val="left" w:pos="9160"/>
+          <w:tab w:val="left" w:pos="10076"/>
+          <w:tab w:val="left" w:pos="10992"/>
+          <w:tab w:val="left" w:pos="11908"/>
+          <w:tab w:val="left" w:pos="12824"/>
+          <w:tab w:val="left" w:pos="13740"/>
+          <w:tab w:val="left" w:pos="14656"/>
+        </w:tabs>
+        <w:spacing w:after="240" w:line="240" w:lineRule="auto"/>
+        <w:contextualSpacing/>
+        <w:rPr>
+          <w:rFonts w:ascii="Courier New" w:eastAsia="Times New Roman" w:hAnsi="Courier New" w:cs="Courier New"/>
+          <w:color w:val="080808"/>
+          <w:kern w:val="0"/>
+          <w:sz w:val="20"/>
+          <w:szCs w:val="20"/>
+          <w14:ligatures w14:val="none"/>
+        </w:rPr>
+      </w:pPr>
+      <w:r>
+        <w:rPr>
+          <w:rFonts w:ascii="Courier New" w:eastAsia="Times New Roman" w:hAnsi="Courier New" w:cs="Courier New"/>
+          <w:color w:val="080808"/>
+          <w:kern w:val="0"/>
+          <w:sz w:val="20"/>
+          <w:szCs w:val="20"/>
+          <w14:ligatures w14:val="none"/>
+        </w:rPr>
+        <w:br/>
+        <w:t xml:space="preserve">Link to your repository: </w:t>
+      </w:r>
+      <w:r>
+        <w:rPr>
+          <w:rFonts w:ascii="Courier New" w:eastAsia="Times New Roman" w:hAnsi="Courier New" w:cs="Courier New"/>
+          <w:color w:val="080808"/>
+          <w:kern w:val="0"/>
+          <w:sz w:val="20"/>
+          <w:szCs w:val="20"/>
+          <w14:ligatures w14:val="none"/>
+        </w:rPr>
+        <w:t>https://github.com/hadihoc/COP2373</w:t>
+      </w:r>
+    </w:p>
+    <w:p>
+      <w:pPr>
+        <w:shd w:val="clear" w:color="auto" w:fill="FFFFFF"/>
+        <w:tabs>
+          <w:tab w:val="left" w:pos="916"/>
+          <w:tab w:val="left" w:pos="1832"/>
+          <w:tab w:val="left" w:pos="2748"/>
+          <w:tab w:val="left" w:pos="3664"/>
+          <w:tab w:val="left" w:pos="4580"/>
+          <w:tab w:val="left" w:pos="5496"/>
+          <w:tab w:val="left" w:pos="6412"/>
+          <w:tab w:val="left" w:pos="7328"/>
+          <w:tab w:val="left" w:pos="8244"/>
+          <w:tab w:val="left" w:pos="9160"/>
+          <w:tab w:val="left" w:pos="10076"/>
+          <w:tab w:val="left" w:pos="10992"/>
+          <w:tab w:val="left" w:pos="11908"/>
+          <w:tab w:val="left" w:pos="12824"/>
+          <w:tab w:val="left" w:pos="13740"/>
+          <w:tab w:val="left" w:pos="14656"/>
+        </w:tabs>
+        <w:spacing w:after="240" w:line="240" w:lineRule="auto"/>
+        <w:rPr>
+          <w:rFonts w:ascii="Courier New" w:eastAsia="Times New Roman" w:hAnsi="Courier New" w:cs="Courier New"/>
+          <w:color w:val="080808"/>
+          <w:kern w:val="0"/>
+          <w:sz w:val="20"/>
+          <w:szCs w:val="20"/>
+          <w14:ligatures w14:val="none"/>
+        </w:rPr>
+      </w:pPr>
+      <w:r>
+        <w:rPr>
+          <w:rFonts w:ascii="Courier New" w:eastAsia="Times New Roman" w:hAnsi="Courier New" w:cs="Courier New"/>
+          <w:color w:val="080808"/>
+          <w:kern w:val="0"/>
+          <w:sz w:val="20"/>
+          <w:szCs w:val="20"/>
+          <w14:ligatures w14:val="none"/>
+        </w:rPr>
+        <w:br/>
+        <w:t>Output Screenshot:</w:t>
+      </w:r>
+    </w:p>
+    <w:p>
+      <w:r>
         <w:drawing>
-          <wp:inline distT="0" distB="0" distL="0" distR="0" wp14:anchorId="4B8FF011" wp14:editId="268E7C3C">
-            <wp:extent cx="5907478" cy="2019300"/>
-            <wp:effectExtent l="0" t="0" r="0" b="0"/>
-            <wp:docPr id="278018698" name="Picture 1" descr="A computer screen shot of a number&#10;&#10;AI-generated content may be incorrect."/>
+          <wp:inline distT="0" distB="0" distL="0" distR="0" wp14:anchorId="7691A7A9" wp14:editId="0B4A5A43">
+            <wp:extent cx="4400549" cy="2200275"/>
+            <wp:effectExtent l="0" t="0" r="635" b="0"/>
+            <wp:docPr id="920444011" name="Picture 1" descr="A screenshot of a computer&#10;&#10;AI-generated content may be incorrect."/>
             <wp:cNvGraphicFramePr>
               <a:graphicFrameLocks xmlns:a="http://schemas.openxmlformats.org/drawingml/2006/main" noChangeAspect="1"/>
             </wp:cNvGraphicFramePr>
@@ -1451,7 +2664,7 @@
               <a:graphicData uri="http://schemas.openxmlformats.org/drawingml/2006/picture">
                 <pic:pic xmlns:pic="http://schemas.openxmlformats.org/drawingml/2006/picture">
                   <pic:nvPicPr>
-                    <pic:cNvPr id="278018698" name="Picture 1" descr="A computer screen shot of a number&#10;&#10;AI-generated content may be incorrect."/>
+                    <pic:cNvPr id="920444011" name="Picture 1" descr="A screenshot of a computer&#10;&#10;AI-generated content may be incorrect."/>
                     <pic:cNvPicPr/>
                   </pic:nvPicPr>
                   <pic:blipFill>
@@ -1463,7 +2676,7 @@
                   <pic:spPr>
                     <a:xfrm>
                       <a:off x="0" y="0"/>
-                      <a:ext cx="5910280" cy="2020258"/>
+                      <a:ext cx="4408953" cy="2204477"/>
                     </a:xfrm>
                     <a:prstGeom prst="rect">
                       <a:avLst/>
